--- a/labs/lab12/report/report.docx
+++ b/labs/lab12/report/report.docx
@@ -7,65 +7,53 @@
         <w:pStyle w:val="Title"/>
       </w:pPr>
       <w:r>
-        <w:t xml:space="preserve">Шаблон</w:t>
+        <w:t xml:space="preserve">Настройки</w:t>
       </w:r>
       <w:r>
         <w:t xml:space="preserve"> </w:t>
       </w:r>
       <w:r>
-        <w:t xml:space="preserve">отчёта</w:t>
+        <w:t xml:space="preserve">сети</w:t>
       </w:r>
       <w:r>
         <w:t xml:space="preserve"> </w:t>
       </w:r>
       <w:r>
-        <w:t xml:space="preserve">по</w:t>
+        <w:t xml:space="preserve">в</w:t>
       </w:r>
       <w:r>
         <w:t xml:space="preserve"> </w:t>
       </w:r>
       <w:r>
-        <w:t xml:space="preserve">лабораторной</w:t>
+        <w:t xml:space="preserve">Linux</w:t>
+      </w:r>
+    </w:p>
+    <w:p>
+      <w:pPr>
+        <w:pStyle w:val="Subtitle"/>
+      </w:pPr>
+      <w:r>
+        <w:t xml:space="preserve">Отчет</w:t>
+      </w:r>
+    </w:p>
+    <w:p>
+      <w:pPr>
+        <w:pStyle w:val="Author"/>
+      </w:pPr>
+      <w:r>
+        <w:t xml:space="preserve">Казначеев</w:t>
       </w:r>
       <w:r>
         <w:t xml:space="preserve"> </w:t>
       </w:r>
       <w:r>
-        <w:t xml:space="preserve">работе</w:t>
-      </w:r>
-    </w:p>
-    <w:p>
-      <w:pPr>
-        <w:pStyle w:val="Subtitle"/>
-      </w:pPr>
-      <w:r>
-        <w:t xml:space="preserve">Простейший</w:t>
+        <w:t xml:space="preserve">Сергей</w:t>
       </w:r>
       <w:r>
         <w:t xml:space="preserve"> </w:t>
       </w:r>
       <w:r>
-        <w:t xml:space="preserve">вариант</w:t>
-      </w:r>
-    </w:p>
-    <w:p>
-      <w:pPr>
-        <w:pStyle w:val="Author"/>
-      </w:pPr>
-      <w:r>
-        <w:t xml:space="preserve">Дмитрий</w:t>
-      </w:r>
-      <w:r>
-        <w:t xml:space="preserve"> </w:t>
-      </w:r>
-      <w:r>
-        <w:t xml:space="preserve">Сергеевич</w:t>
-      </w:r>
-      <w:r>
-        <w:t xml:space="preserve"> </w:t>
-      </w:r>
-      <w:r>
-        <w:t xml:space="preserve">Кулябов</w:t>
+        <w:t xml:space="preserve">Ильич</w:t>
       </w:r>
     </w:p>
     <w:sdt>
@@ -117,45 +105,7 @@
         <w:pStyle w:val="FirstParagraph"/>
       </w:pPr>
       <w:r>
-        <w:t xml:space="preserve">Здесь приводится формулировка цели лабораторной работы. Формулировки</w:t>
-      </w:r>
-      <w:r>
-        <w:t xml:space="preserve"> </w:t>
-      </w:r>
-      <w:r>
-        <w:t xml:space="preserve">цели для каждой лабораторной работы приведены в методических</w:t>
-      </w:r>
-      <w:r>
-        <w:t xml:space="preserve"> </w:t>
-      </w:r>
-      <w:r>
-        <w:t xml:space="preserve">указаниях.</w:t>
-      </w:r>
-    </w:p>
-    <w:p>
-      <w:pPr>
-        <w:pStyle w:val="BodyText"/>
-      </w:pPr>
-      <w:r>
-        <w:t xml:space="preserve">Цель данного шаблона — максимально упростить подготовку отчётов по</w:t>
-      </w:r>
-      <w:r>
-        <w:t xml:space="preserve"> </w:t>
-      </w:r>
-      <w:r>
-        <w:t xml:space="preserve">лабораторным работам. Модифицируя данный шаблон, студенты смогут без</w:t>
-      </w:r>
-      <w:r>
-        <w:t xml:space="preserve"> </w:t>
-      </w:r>
-      <w:r>
-        <w:t xml:space="preserve">труда подготовить отчёт по лабораторным работам, а также познакомиться</w:t>
-      </w:r>
-      <w:r>
-        <w:t xml:space="preserve"> </w:t>
-      </w:r>
-      <w:r>
-        <w:t xml:space="preserve">с основными возможностями разметки Markdown.</w:t>
+        <w:t xml:space="preserve">Получить навыки настройки сетевых параметров системы.</w:t>
       </w:r>
     </w:p>
     <w:bookmarkEnd w:id="20"/>
@@ -179,20 +129,30 @@
     </w:p>
     <w:p>
       <w:pPr>
-        <w:pStyle w:val="FirstParagraph"/>
-      </w:pPr>
-      <w:r>
-        <w:t xml:space="preserve">Здесь приводится описание задания в соответствии с рекомендациями</w:t>
-      </w:r>
-      <w:r>
-        <w:t xml:space="preserve"> </w:t>
-      </w:r>
-      <w:r>
-        <w:t xml:space="preserve">методического пособия и выданным вариантом.</w:t>
+        <w:pStyle w:val="Compact"/>
+        <w:numPr>
+          <w:ilvl w:val="0"/>
+          <w:numId w:val="1001"/>
+        </w:numPr>
+      </w:pPr>
+      <w:r>
+        <w:t xml:space="preserve">Продемонстрируйте навыки использования утилиты ip (см. раздел 12.4.1).</w:t>
+      </w:r>
+    </w:p>
+    <w:p>
+      <w:pPr>
+        <w:pStyle w:val="Compact"/>
+        <w:numPr>
+          <w:ilvl w:val="0"/>
+          <w:numId w:val="1001"/>
+        </w:numPr>
+      </w:pPr>
+      <w:r>
+        <w:t xml:space="preserve">Продемонстрируйте навыки использования утилиты nmcli (см. раздел 12.4.2 и 12.4.3).</w:t>
       </w:r>
     </w:p>
     <w:bookmarkEnd w:id="21"/>
-    <w:bookmarkStart w:id="23" w:name="теоретическое-введение"/>
+    <w:bookmarkStart w:id="85" w:name="выполнение-лабораторной-работы"/>
     <w:p>
       <w:pPr>
         <w:pStyle w:val="Heading1"/>
@@ -207,7 +167,7 @@
         <w:tab/>
       </w:r>
       <w:r>
-        <w:t xml:space="preserve">Теоретическое введение</w:t>
+        <w:t xml:space="preserve">Выполнение лабораторной работы</w:t>
       </w:r>
     </w:p>
     <w:p>
@@ -215,7 +175,62 @@
         <w:pStyle w:val="FirstParagraph"/>
       </w:pPr>
       <w:r>
-        <w:t xml:space="preserve">Здесь описываются теоретические аспекты, связанные с выполнением работы.</w:t>
+        <w:t xml:space="preserve">Перейдем в супер пользователя</w:t>
+      </w:r>
+    </w:p>
+    <w:p>
+      <w:pPr>
+        <w:pStyle w:val="CaptionedFigure"/>
+      </w:pPr>
+      <w:r>
+        <w:drawing>
+          <wp:inline>
+            <wp:extent cx="3733800" cy="376219"/>
+            <wp:effectExtent b="0" l="0" r="0" t="0"/>
+            <wp:docPr descr="1" title="" id="23" name="Picture"/>
+            <a:graphic>
+              <a:graphicData uri="http://schemas.openxmlformats.org/drawingml/2006/picture">
+                <pic:pic>
+                  <pic:nvPicPr>
+                    <pic:cNvPr descr="image/1_1.png" id="24" name="Picture"/>
+                    <pic:cNvPicPr>
+                      <a:picLocks noChangeArrowheads="1" noChangeAspect="1"/>
+                    </pic:cNvPicPr>
+                  </pic:nvPicPr>
+                  <pic:blipFill>
+                    <a:blip r:embed="rId22"/>
+                    <a:stretch>
+                      <a:fillRect/>
+                    </a:stretch>
+                  </pic:blipFill>
+                  <pic:spPr bwMode="auto">
+                    <a:xfrm>
+                      <a:off x="0" y="0"/>
+                      <a:ext cx="3733800" cy="376219"/>
+                    </a:xfrm>
+                    <a:prstGeom prst="rect">
+                      <a:avLst/>
+                    </a:prstGeom>
+                    <a:noFill/>
+                    <a:ln w="9525">
+                      <a:noFill/>
+                      <a:headEnd/>
+                      <a:tailEnd/>
+                    </a:ln>
+                  </pic:spPr>
+                </pic:pic>
+              </a:graphicData>
+            </a:graphic>
+          </wp:inline>
+        </w:drawing>
+      </w:r>
+    </w:p>
+    <w:p>
+      <w:pPr>
+        <w:pStyle w:val="ImageCaption"/>
+      </w:pPr>
+      <w:r>
+        <w:t xml:space="preserve">Рис. 1: 1</w:t>
       </w:r>
     </w:p>
     <w:p>
@@ -223,322 +238,1389 @@
         <w:pStyle w:val="BodyText"/>
       </w:pPr>
       <w:r>
-        <w:t xml:space="preserve">Например, в табл. 1 приведено краткое описание стандартных каталогов Unix.</w:t>
-      </w:r>
-    </w:p>
-    <w:bookmarkStart w:id="22" w:name="tbl:std-dir"/>
-    <w:p>
-      <w:pPr>
-        <w:pStyle w:val="TableCaption"/>
-      </w:pPr>
-      <w:r>
-        <w:t xml:space="preserve">Таблица 1: Описание некоторых каталогов файловой системы GNU Linux</w:t>
-      </w:r>
-    </w:p>
-    <w:tbl>
-      <w:tblPr>
-        <w:tblStyle w:val="Table"/>
-        <w:tblW w:type="pct" w:w="5000"/>
-        <w:jc w:val="left"/>
-        <w:tblLayout w:type="fixed"/>
-        <w:tblLook w:firstRow="1" w:lastRow="0" w:firstColumn="0" w:lastColumn="0" w:noHBand="0" w:noVBand="0" w:val="0020"/>
-        <w:tblCaption w:val="Таблица 1: Описание некоторых каталогов файловой системы GNU Linux"/>
-      </w:tblPr>
-      <w:tblGrid>
-        <w:gridCol w:w="803"/>
-        <w:gridCol w:w="7116"/>
-      </w:tblGrid>
-      <w:tr>
-        <w:trPr>
-          <w:tblHeader w:val="on"/>
-        </w:trPr>
-        <w:tc>
-          <w:tcPr/>
-          <w:p>
-            <w:pPr>
-              <w:pStyle w:val="Compact"/>
-              <w:jc w:val="left"/>
-            </w:pPr>
-            <w:r>
-              <w:t xml:space="preserve">Имя каталога</w:t>
-            </w:r>
-          </w:p>
-        </w:tc>
-        <w:tc>
-          <w:tcPr/>
-          <w:p>
-            <w:pPr>
-              <w:pStyle w:val="Compact"/>
-              <w:jc w:val="left"/>
-            </w:pPr>
-            <w:r>
-              <w:t xml:space="preserve">Описание каталога</w:t>
-            </w:r>
-          </w:p>
-        </w:tc>
-      </w:tr>
-      <w:tr>
-        <w:tc>
-          <w:tcPr/>
-          <w:p>
-            <w:pPr>
-              <w:pStyle w:val="Compact"/>
-              <w:jc w:val="left"/>
-            </w:pPr>
-            <w:r>
-              <w:rPr>
-                <w:rStyle w:val="VerbatimChar"/>
-              </w:rPr>
-              <w:t xml:space="preserve">/</w:t>
-            </w:r>
-          </w:p>
-        </w:tc>
-        <w:tc>
-          <w:tcPr/>
-          <w:p>
-            <w:pPr>
-              <w:pStyle w:val="Compact"/>
-              <w:jc w:val="left"/>
-            </w:pPr>
-            <w:r>
-              <w:t xml:space="preserve">Корневая директория, содержащая всю файловую</w:t>
-            </w:r>
-          </w:p>
-        </w:tc>
-      </w:tr>
-      <w:tr>
-        <w:tc>
-          <w:tcPr/>
-          <w:p>
-            <w:pPr>
-              <w:pStyle w:val="Compact"/>
-              <w:jc w:val="left"/>
-            </w:pPr>
-            <w:r>
-              <w:rPr>
-                <w:rStyle w:val="VerbatimChar"/>
-              </w:rPr>
-              <w:t xml:space="preserve">/bin</w:t>
-            </w:r>
-          </w:p>
-        </w:tc>
-        <w:tc>
-          <w:tcPr/>
-          <w:p>
-            <w:pPr>
-              <w:pStyle w:val="Compact"/>
-              <w:jc w:val="left"/>
-            </w:pPr>
-            <w:r>
-              <w:t xml:space="preserve">Основные системные утилиты, необходимые как в однопользовательском режиме, так и при обычной работе всем пользователям</w:t>
-            </w:r>
-          </w:p>
-        </w:tc>
-      </w:tr>
-      <w:tr>
-        <w:tc>
-          <w:tcPr/>
-          <w:p>
-            <w:pPr>
-              <w:pStyle w:val="Compact"/>
-              <w:jc w:val="left"/>
-            </w:pPr>
-            <w:r>
-              <w:rPr>
-                <w:rStyle w:val="VerbatimChar"/>
-              </w:rPr>
-              <w:t xml:space="preserve">/etc</w:t>
-            </w:r>
-          </w:p>
-        </w:tc>
-        <w:tc>
-          <w:tcPr/>
-          <w:p>
-            <w:pPr>
-              <w:pStyle w:val="Compact"/>
-              <w:jc w:val="left"/>
-            </w:pPr>
-            <w:r>
-              <w:t xml:space="preserve">Общесистемные конфигурационные файлы и файлы конфигурации установленных программ</w:t>
-            </w:r>
-          </w:p>
-        </w:tc>
-      </w:tr>
-      <w:tr>
-        <w:tc>
-          <w:tcPr/>
-          <w:p>
-            <w:pPr>
-              <w:pStyle w:val="Compact"/>
-              <w:jc w:val="left"/>
-            </w:pPr>
-            <w:r>
-              <w:rPr>
-                <w:rStyle w:val="VerbatimChar"/>
-              </w:rPr>
-              <w:t xml:space="preserve">/home</w:t>
-            </w:r>
-          </w:p>
-        </w:tc>
-        <w:tc>
-          <w:tcPr/>
-          <w:p>
-            <w:pPr>
-              <w:pStyle w:val="Compact"/>
-              <w:jc w:val="left"/>
-            </w:pPr>
-            <w:r>
-              <w:t xml:space="preserve">Содержит домашние директории пользователей, которые, в свою очередь, содержат персональные настройки и данные пользователя</w:t>
-            </w:r>
-          </w:p>
-        </w:tc>
-      </w:tr>
-      <w:tr>
-        <w:tc>
-          <w:tcPr/>
-          <w:p>
-            <w:pPr>
-              <w:pStyle w:val="Compact"/>
-              <w:jc w:val="left"/>
-            </w:pPr>
-            <w:r>
-              <w:rPr>
-                <w:rStyle w:val="VerbatimChar"/>
-              </w:rPr>
-              <w:t xml:space="preserve">/media</w:t>
-            </w:r>
-          </w:p>
-        </w:tc>
-        <w:tc>
-          <w:tcPr/>
-          <w:p>
-            <w:pPr>
-              <w:pStyle w:val="Compact"/>
-              <w:jc w:val="left"/>
-            </w:pPr>
-            <w:r>
-              <w:t xml:space="preserve">Точки монтирования для сменных носителей</w:t>
-            </w:r>
-          </w:p>
-        </w:tc>
-      </w:tr>
-      <w:tr>
-        <w:tc>
-          <w:tcPr/>
-          <w:p>
-            <w:pPr>
-              <w:pStyle w:val="Compact"/>
-              <w:jc w:val="left"/>
-            </w:pPr>
-            <w:r>
-              <w:rPr>
-                <w:rStyle w:val="VerbatimChar"/>
-              </w:rPr>
-              <w:t xml:space="preserve">/root</w:t>
-            </w:r>
-          </w:p>
-        </w:tc>
-        <w:tc>
-          <w:tcPr/>
-          <w:p>
-            <w:pPr>
-              <w:pStyle w:val="Compact"/>
-              <w:jc w:val="left"/>
-            </w:pPr>
-            <w:r>
-              <w:t xml:space="preserve">Домашняя директория пользователя</w:t>
-            </w:r>
-            <w:r>
-              <w:t xml:space="preserve"> </w:t>
-            </w:r>
-            <w:r>
-              <w:rPr>
-                <w:rStyle w:val="VerbatimChar"/>
-              </w:rPr>
-              <w:t xml:space="preserve">root</w:t>
-            </w:r>
-          </w:p>
-        </w:tc>
-      </w:tr>
-      <w:tr>
-        <w:tc>
-          <w:tcPr/>
-          <w:p>
-            <w:pPr>
-              <w:pStyle w:val="Compact"/>
-              <w:jc w:val="left"/>
-            </w:pPr>
-            <w:r>
-              <w:rPr>
-                <w:rStyle w:val="VerbatimChar"/>
-              </w:rPr>
-              <w:t xml:space="preserve">/tmp</w:t>
-            </w:r>
-          </w:p>
-        </w:tc>
-        <w:tc>
-          <w:tcPr/>
-          <w:p>
-            <w:pPr>
-              <w:pStyle w:val="Compact"/>
-              <w:jc w:val="left"/>
-            </w:pPr>
-            <w:r>
-              <w:t xml:space="preserve">Временные файлы</w:t>
-            </w:r>
-          </w:p>
-        </w:tc>
-      </w:tr>
-      <w:tr>
-        <w:tc>
-          <w:tcPr/>
-          <w:p>
-            <w:pPr>
-              <w:pStyle w:val="Compact"/>
-              <w:jc w:val="left"/>
-            </w:pPr>
-            <w:r>
-              <w:rPr>
-                <w:rStyle w:val="VerbatimChar"/>
-              </w:rPr>
-              <w:t xml:space="preserve">/usr</w:t>
-            </w:r>
-          </w:p>
-        </w:tc>
-        <w:tc>
-          <w:tcPr/>
-          <w:p>
-            <w:pPr>
-              <w:pStyle w:val="Compact"/>
-              <w:jc w:val="left"/>
-            </w:pPr>
-            <w:r>
-              <w:t xml:space="preserve">Вторичная иерархия для данных пользователя</w:t>
-            </w:r>
-          </w:p>
-        </w:tc>
-      </w:tr>
-    </w:tbl>
-    <w:bookmarkEnd w:id="22"/>
+        <w:t xml:space="preserve">После чего выведем информацию на экран о существующих сетевых подключениях и статистику о количестве отправленных пакетов</w:t>
+      </w:r>
+      <w:r>
+        <w:t xml:space="preserve"> </w:t>
+      </w:r>
+      <w:r>
+        <w:t xml:space="preserve">и мы увидим 2 интерфеса первый lo второй emp0s3, также статус активен или нет, и статистику сколько принято и передано байт, пакетов</w:t>
+      </w:r>
+    </w:p>
+    <w:p>
+      <w:pPr>
+        <w:pStyle w:val="CaptionedFigure"/>
+      </w:pPr>
+      <w:r>
+        <w:drawing>
+          <wp:inline>
+            <wp:extent cx="3733800" cy="1167272"/>
+            <wp:effectExtent b="0" l="0" r="0" t="0"/>
+            <wp:docPr descr="2" title="" id="26" name="Picture"/>
+            <a:graphic>
+              <a:graphicData uri="http://schemas.openxmlformats.org/drawingml/2006/picture">
+                <pic:pic>
+                  <pic:nvPicPr>
+                    <pic:cNvPr descr="image/2.png" id="27" name="Picture"/>
+                    <pic:cNvPicPr>
+                      <a:picLocks noChangeArrowheads="1" noChangeAspect="1"/>
+                    </pic:cNvPicPr>
+                  </pic:nvPicPr>
+                  <pic:blipFill>
+                    <a:blip r:embed="rId25"/>
+                    <a:stretch>
+                      <a:fillRect/>
+                    </a:stretch>
+                  </pic:blipFill>
+                  <pic:spPr bwMode="auto">
+                    <a:xfrm>
+                      <a:off x="0" y="0"/>
+                      <a:ext cx="3733800" cy="1167272"/>
+                    </a:xfrm>
+                    <a:prstGeom prst="rect">
+                      <a:avLst/>
+                    </a:prstGeom>
+                    <a:noFill/>
+                    <a:ln w="9525">
+                      <a:noFill/>
+                      <a:headEnd/>
+                      <a:tailEnd/>
+                    </a:ln>
+                  </pic:spPr>
+                </pic:pic>
+              </a:graphicData>
+            </a:graphic>
+          </wp:inline>
+        </w:drawing>
+      </w:r>
+    </w:p>
+    <w:p>
+      <w:pPr>
+        <w:pStyle w:val="ImageCaption"/>
+      </w:pPr>
+      <w:r>
+        <w:t xml:space="preserve">Рис. 2: 2</w:t>
+      </w:r>
+    </w:p>
     <w:p>
       <w:pPr>
         <w:pStyle w:val="BodyText"/>
       </w:pPr>
       <w:r>
-        <w:t xml:space="preserve">Более подробно про Unix см. в</w:t>
-      </w:r>
-      <w:r>
-        <w:t xml:space="preserve"> </w:t>
-      </w:r>
-      <w:r>
-        <w:t xml:space="preserve">[1–4]</w:t>
-      </w:r>
-      <w:r>
-        <w:t xml:space="preserve">.</w:t>
-      </w:r>
-    </w:p>
-    <w:bookmarkEnd w:id="23"/>
-    <w:bookmarkStart w:id="24" w:name="выполнение-лабораторной-работы"/>
+        <w:t xml:space="preserve">Затем выведем на экран информацию о текущих маршрутах,мы увидим,что маршрут по умолчанию 10.0.2.2 на интерфейсе emp0s3 локальная сеть 10.0.2.0/24 доступна на прямую через интерфейс emp0s3 и протокол DHCP</w:t>
+      </w:r>
+    </w:p>
+    <w:p>
+      <w:pPr>
+        <w:pStyle w:val="CaptionedFigure"/>
+      </w:pPr>
+      <w:r>
+        <w:drawing>
+          <wp:inline>
+            <wp:extent cx="3733800" cy="1630380"/>
+            <wp:effectExtent b="0" l="0" r="0" t="0"/>
+            <wp:docPr descr="3" title="" id="29" name="Picture"/>
+            <a:graphic>
+              <a:graphicData uri="http://schemas.openxmlformats.org/drawingml/2006/picture">
+                <pic:pic>
+                  <pic:nvPicPr>
+                    <pic:cNvPr descr="image/3.png" id="30" name="Picture"/>
+                    <pic:cNvPicPr>
+                      <a:picLocks noChangeArrowheads="1" noChangeAspect="1"/>
+                    </pic:cNvPicPr>
+                  </pic:nvPicPr>
+                  <pic:blipFill>
+                    <a:blip r:embed="rId28"/>
+                    <a:stretch>
+                      <a:fillRect/>
+                    </a:stretch>
+                  </pic:blipFill>
+                  <pic:spPr bwMode="auto">
+                    <a:xfrm>
+                      <a:off x="0" y="0"/>
+                      <a:ext cx="3733800" cy="1630380"/>
+                    </a:xfrm>
+                    <a:prstGeom prst="rect">
+                      <a:avLst/>
+                    </a:prstGeom>
+                    <a:noFill/>
+                    <a:ln w="9525">
+                      <a:noFill/>
+                      <a:headEnd/>
+                      <a:tailEnd/>
+                    </a:ln>
+                  </pic:spPr>
+                </pic:pic>
+              </a:graphicData>
+            </a:graphic>
+          </wp:inline>
+        </w:drawing>
+      </w:r>
+    </w:p>
+    <w:p>
+      <w:pPr>
+        <w:pStyle w:val="ImageCaption"/>
+      </w:pPr>
+      <w:r>
+        <w:t xml:space="preserve">Рис. 3: 3</w:t>
+      </w:r>
+    </w:p>
+    <w:p>
+      <w:pPr>
+        <w:pStyle w:val="BodyText"/>
+      </w:pPr>
+      <w:r>
+        <w:t xml:space="preserve">Используем команду ping, чтобы проверить проавильность подключения к ИНтернету</w:t>
+      </w:r>
+    </w:p>
+    <w:p>
+      <w:pPr>
+        <w:pStyle w:val="CaptionedFigure"/>
+      </w:pPr>
+      <w:r>
+        <w:drawing>
+          <wp:inline>
+            <wp:extent cx="3733800" cy="1067515"/>
+            <wp:effectExtent b="0" l="0" r="0" t="0"/>
+            <wp:docPr descr="4" title="" id="32" name="Picture"/>
+            <a:graphic>
+              <a:graphicData uri="http://schemas.openxmlformats.org/drawingml/2006/picture">
+                <pic:pic>
+                  <pic:nvPicPr>
+                    <pic:cNvPr descr="image/4.png" id="33" name="Picture"/>
+                    <pic:cNvPicPr>
+                      <a:picLocks noChangeArrowheads="1" noChangeAspect="1"/>
+                    </pic:cNvPicPr>
+                  </pic:nvPicPr>
+                  <pic:blipFill>
+                    <a:blip r:embed="rId31"/>
+                    <a:stretch>
+                      <a:fillRect/>
+                    </a:stretch>
+                  </pic:blipFill>
+                  <pic:spPr bwMode="auto">
+                    <a:xfrm>
+                      <a:off x="0" y="0"/>
+                      <a:ext cx="3733800" cy="1067515"/>
+                    </a:xfrm>
+                    <a:prstGeom prst="rect">
+                      <a:avLst/>
+                    </a:prstGeom>
+                    <a:noFill/>
+                    <a:ln w="9525">
+                      <a:noFill/>
+                      <a:headEnd/>
+                      <a:tailEnd/>
+                    </a:ln>
+                  </pic:spPr>
+                </pic:pic>
+              </a:graphicData>
+            </a:graphic>
+          </wp:inline>
+        </w:drawing>
+      </w:r>
+    </w:p>
+    <w:p>
+      <w:pPr>
+        <w:pStyle w:val="ImageCaption"/>
+      </w:pPr>
+      <w:r>
+        <w:t xml:space="preserve">Рис. 4: 4</w:t>
+      </w:r>
+    </w:p>
+    <w:p>
+      <w:pPr>
+        <w:pStyle w:val="BodyText"/>
+      </w:pPr>
+      <w:r>
+        <w:t xml:space="preserve">Добавим дополнительный адрес к нашему интерфесу</w:t>
+      </w:r>
+    </w:p>
+    <w:p>
+      <w:pPr>
+        <w:pStyle w:val="CaptionedFigure"/>
+      </w:pPr>
+      <w:r>
+        <w:drawing>
+          <wp:inline>
+            <wp:extent cx="3733800" cy="1324539"/>
+            <wp:effectExtent b="0" l="0" r="0" t="0"/>
+            <wp:docPr descr="5" title="" id="35" name="Picture"/>
+            <a:graphic>
+              <a:graphicData uri="http://schemas.openxmlformats.org/drawingml/2006/picture">
+                <pic:pic>
+                  <pic:nvPicPr>
+                    <pic:cNvPr descr="image/5.png" id="36" name="Picture"/>
+                    <pic:cNvPicPr>
+                      <a:picLocks noChangeArrowheads="1" noChangeAspect="1"/>
+                    </pic:cNvPicPr>
+                  </pic:nvPicPr>
+                  <pic:blipFill>
+                    <a:blip r:embed="rId34"/>
+                    <a:stretch>
+                      <a:fillRect/>
+                    </a:stretch>
+                  </pic:blipFill>
+                  <pic:spPr bwMode="auto">
+                    <a:xfrm>
+                      <a:off x="0" y="0"/>
+                      <a:ext cx="3733800" cy="1324539"/>
+                    </a:xfrm>
+                    <a:prstGeom prst="rect">
+                      <a:avLst/>
+                    </a:prstGeom>
+                    <a:noFill/>
+                    <a:ln w="9525">
+                      <a:noFill/>
+                      <a:headEnd/>
+                      <a:tailEnd/>
+                    </a:ln>
+                  </pic:spPr>
+                </pic:pic>
+              </a:graphicData>
+            </a:graphic>
+          </wp:inline>
+        </w:drawing>
+      </w:r>
+    </w:p>
+    <w:p>
+      <w:pPr>
+        <w:pStyle w:val="ImageCaption"/>
+      </w:pPr>
+      <w:r>
+        <w:t xml:space="preserve">Рис. 5: 5</w:t>
+      </w:r>
+    </w:p>
+    <w:p>
+      <w:pPr>
+        <w:pStyle w:val="BodyText"/>
+      </w:pPr>
+      <w:r>
+        <w:t xml:space="preserve">После чего проверимЮ что адрес добавился</w:t>
+      </w:r>
+    </w:p>
+    <w:p>
+      <w:pPr>
+        <w:pStyle w:val="CaptionedFigure"/>
+      </w:pPr>
+      <w:r>
+        <w:drawing>
+          <wp:inline>
+            <wp:extent cx="3733800" cy="1620485"/>
+            <wp:effectExtent b="0" l="0" r="0" t="0"/>
+            <wp:docPr descr="6" title="" id="38" name="Picture"/>
+            <a:graphic>
+              <a:graphicData uri="http://schemas.openxmlformats.org/drawingml/2006/picture">
+                <pic:pic>
+                  <pic:nvPicPr>
+                    <pic:cNvPr descr="image/6.png" id="39" name="Picture"/>
+                    <pic:cNvPicPr>
+                      <a:picLocks noChangeArrowheads="1" noChangeAspect="1"/>
+                    </pic:cNvPicPr>
+                  </pic:nvPicPr>
+                  <pic:blipFill>
+                    <a:blip r:embed="rId37"/>
+                    <a:stretch>
+                      <a:fillRect/>
+                    </a:stretch>
+                  </pic:blipFill>
+                  <pic:spPr bwMode="auto">
+                    <a:xfrm>
+                      <a:off x="0" y="0"/>
+                      <a:ext cx="3733800" cy="1620485"/>
+                    </a:xfrm>
+                    <a:prstGeom prst="rect">
+                      <a:avLst/>
+                    </a:prstGeom>
+                    <a:noFill/>
+                    <a:ln w="9525">
+                      <a:noFill/>
+                      <a:headEnd/>
+                      <a:tailEnd/>
+                    </a:ln>
+                  </pic:spPr>
+                </pic:pic>
+              </a:graphicData>
+            </a:graphic>
+          </wp:inline>
+        </w:drawing>
+      </w:r>
+    </w:p>
+    <w:p>
+      <w:pPr>
+        <w:pStyle w:val="ImageCaption"/>
+      </w:pPr>
+      <w:r>
+        <w:t xml:space="preserve">Рис. 6: 6</w:t>
+      </w:r>
+    </w:p>
+    <w:p>
+      <w:pPr>
+        <w:pStyle w:val="BodyText"/>
+      </w:pPr>
+      <w:r>
+        <w:t xml:space="preserve">Затем выведем на экран список всех прослушиваемых системой портов UPD, TCP</w:t>
+      </w:r>
+    </w:p>
+    <w:p>
+      <w:pPr>
+        <w:pStyle w:val="CaptionedFigure"/>
+      </w:pPr>
+      <w:r>
+        <w:drawing>
+          <wp:inline>
+            <wp:extent cx="3733800" cy="1619387"/>
+            <wp:effectExtent b="0" l="0" r="0" t="0"/>
+            <wp:docPr descr="7" title="" id="41" name="Picture"/>
+            <a:graphic>
+              <a:graphicData uri="http://schemas.openxmlformats.org/drawingml/2006/picture">
+                <pic:pic>
+                  <pic:nvPicPr>
+                    <pic:cNvPr descr="image/7.png" id="42" name="Picture"/>
+                    <pic:cNvPicPr>
+                      <a:picLocks noChangeArrowheads="1" noChangeAspect="1"/>
+                    </pic:cNvPicPr>
+                  </pic:nvPicPr>
+                  <pic:blipFill>
+                    <a:blip r:embed="rId40"/>
+                    <a:stretch>
+                      <a:fillRect/>
+                    </a:stretch>
+                  </pic:blipFill>
+                  <pic:spPr bwMode="auto">
+                    <a:xfrm>
+                      <a:off x="0" y="0"/>
+                      <a:ext cx="3733800" cy="1619387"/>
+                    </a:xfrm>
+                    <a:prstGeom prst="rect">
+                      <a:avLst/>
+                    </a:prstGeom>
+                    <a:noFill/>
+                    <a:ln w="9525">
+                      <a:noFill/>
+                      <a:headEnd/>
+                      <a:tailEnd/>
+                    </a:ln>
+                  </pic:spPr>
+                </pic:pic>
+              </a:graphicData>
+            </a:graphic>
+          </wp:inline>
+        </w:drawing>
+      </w:r>
+    </w:p>
+    <w:p>
+      <w:pPr>
+        <w:pStyle w:val="ImageCaption"/>
+      </w:pPr>
+      <w:r>
+        <w:t xml:space="preserve">Рис. 7: 7</w:t>
+      </w:r>
+    </w:p>
+    <w:p>
+      <w:pPr>
+        <w:pStyle w:val="BodyText"/>
+      </w:pPr>
+      <w:r>
+        <w:t xml:space="preserve">Просмотрим информацию о текущих соединениях</w:t>
+      </w:r>
+    </w:p>
+    <w:p>
+      <w:pPr>
+        <w:pStyle w:val="CaptionedFigure"/>
+      </w:pPr>
+      <w:r>
+        <w:drawing>
+          <wp:inline>
+            <wp:extent cx="3733800" cy="460400"/>
+            <wp:effectExtent b="0" l="0" r="0" t="0"/>
+            <wp:docPr descr="8" title="" id="44" name="Picture"/>
+            <a:graphic>
+              <a:graphicData uri="http://schemas.openxmlformats.org/drawingml/2006/picture">
+                <pic:pic>
+                  <pic:nvPicPr>
+                    <pic:cNvPr descr="image/8.png" id="45" name="Picture"/>
+                    <pic:cNvPicPr>
+                      <a:picLocks noChangeArrowheads="1" noChangeAspect="1"/>
+                    </pic:cNvPicPr>
+                  </pic:nvPicPr>
+                  <pic:blipFill>
+                    <a:blip r:embed="rId43"/>
+                    <a:stretch>
+                      <a:fillRect/>
+                    </a:stretch>
+                  </pic:blipFill>
+                  <pic:spPr bwMode="auto">
+                    <a:xfrm>
+                      <a:off x="0" y="0"/>
+                      <a:ext cx="3733800" cy="460400"/>
+                    </a:xfrm>
+                    <a:prstGeom prst="rect">
+                      <a:avLst/>
+                    </a:prstGeom>
+                    <a:noFill/>
+                    <a:ln w="9525">
+                      <a:noFill/>
+                      <a:headEnd/>
+                      <a:tailEnd/>
+                    </a:ln>
+                  </pic:spPr>
+                </pic:pic>
+              </a:graphicData>
+            </a:graphic>
+          </wp:inline>
+        </w:drawing>
+      </w:r>
+    </w:p>
+    <w:p>
+      <w:pPr>
+        <w:pStyle w:val="ImageCaption"/>
+      </w:pPr>
+      <w:r>
+        <w:t xml:space="preserve">Рис. 8: 8</w:t>
+      </w:r>
+    </w:p>
+    <w:p>
+      <w:pPr>
+        <w:pStyle w:val="BodyText"/>
+      </w:pPr>
+      <w:r>
+        <w:t xml:space="preserve">Теперь добавим Ethernet-соединение с именем dhcp к интерфейсу</w:t>
+      </w:r>
+    </w:p>
+    <w:p>
+      <w:pPr>
+        <w:pStyle w:val="CaptionedFigure"/>
+      </w:pPr>
+      <w:r>
+        <w:drawing>
+          <wp:inline>
+            <wp:extent cx="3733800" cy="225087"/>
+            <wp:effectExtent b="0" l="0" r="0" t="0"/>
+            <wp:docPr descr="9" title="" id="47" name="Picture"/>
+            <a:graphic>
+              <a:graphicData uri="http://schemas.openxmlformats.org/drawingml/2006/picture">
+                <pic:pic>
+                  <pic:nvPicPr>
+                    <pic:cNvPr descr="image/9.png" id="48" name="Picture"/>
+                    <pic:cNvPicPr>
+                      <a:picLocks noChangeArrowheads="1" noChangeAspect="1"/>
+                    </pic:cNvPicPr>
+                  </pic:nvPicPr>
+                  <pic:blipFill>
+                    <a:blip r:embed="rId46"/>
+                    <a:stretch>
+                      <a:fillRect/>
+                    </a:stretch>
+                  </pic:blipFill>
+                  <pic:spPr bwMode="auto">
+                    <a:xfrm>
+                      <a:off x="0" y="0"/>
+                      <a:ext cx="3733800" cy="225087"/>
+                    </a:xfrm>
+                    <a:prstGeom prst="rect">
+                      <a:avLst/>
+                    </a:prstGeom>
+                    <a:noFill/>
+                    <a:ln w="9525">
+                      <a:noFill/>
+                      <a:headEnd/>
+                      <a:tailEnd/>
+                    </a:ln>
+                  </pic:spPr>
+                </pic:pic>
+              </a:graphicData>
+            </a:graphic>
+          </wp:inline>
+        </w:drawing>
+      </w:r>
+    </w:p>
+    <w:p>
+      <w:pPr>
+        <w:pStyle w:val="ImageCaption"/>
+      </w:pPr>
+      <w:r>
+        <w:t xml:space="preserve">Рис. 9: 9</w:t>
+      </w:r>
+    </w:p>
+    <w:p>
+      <w:pPr>
+        <w:pStyle w:val="BodyText"/>
+      </w:pPr>
+      <w:r>
+        <w:t xml:space="preserve">И добавим к этому же интерфейсу Ethernet- соединение с именем static статическим IPv4-адресом адаптера и статическим адресом шлюза</w:t>
+      </w:r>
+    </w:p>
+    <w:p>
+      <w:pPr>
+        <w:pStyle w:val="CaptionedFigure"/>
+      </w:pPr>
+      <w:r>
+        <w:drawing>
+          <wp:inline>
+            <wp:extent cx="3733800" cy="240056"/>
+            <wp:effectExtent b="0" l="0" r="0" t="0"/>
+            <wp:docPr descr="10" title="" id="50" name="Picture"/>
+            <a:graphic>
+              <a:graphicData uri="http://schemas.openxmlformats.org/drawingml/2006/picture">
+                <pic:pic>
+                  <pic:nvPicPr>
+                    <pic:cNvPr descr="image/10.png" id="51" name="Picture"/>
+                    <pic:cNvPicPr>
+                      <a:picLocks noChangeArrowheads="1" noChangeAspect="1"/>
+                    </pic:cNvPicPr>
+                  </pic:nvPicPr>
+                  <pic:blipFill>
+                    <a:blip r:embed="rId49"/>
+                    <a:stretch>
+                      <a:fillRect/>
+                    </a:stretch>
+                  </pic:blipFill>
+                  <pic:spPr bwMode="auto">
+                    <a:xfrm>
+                      <a:off x="0" y="0"/>
+                      <a:ext cx="3733800" cy="240056"/>
+                    </a:xfrm>
+                    <a:prstGeom prst="rect">
+                      <a:avLst/>
+                    </a:prstGeom>
+                    <a:noFill/>
+                    <a:ln w="9525">
+                      <a:noFill/>
+                      <a:headEnd/>
+                      <a:tailEnd/>
+                    </a:ln>
+                  </pic:spPr>
+                </pic:pic>
+              </a:graphicData>
+            </a:graphic>
+          </wp:inline>
+        </w:drawing>
+      </w:r>
+    </w:p>
+    <w:p>
+      <w:pPr>
+        <w:pStyle w:val="ImageCaption"/>
+      </w:pPr>
+      <w:r>
+        <w:t xml:space="preserve">Рис. 10: 10</w:t>
+      </w:r>
+    </w:p>
+    <w:p>
+      <w:pPr>
+        <w:pStyle w:val="BodyText"/>
+      </w:pPr>
+      <w:r>
+        <w:t xml:space="preserve">Выведем на экран информацию о текущих соединениях</w:t>
+      </w:r>
+    </w:p>
+    <w:p>
+      <w:pPr>
+        <w:pStyle w:val="CaptionedFigure"/>
+      </w:pPr>
+      <w:r>
+        <w:drawing>
+          <wp:inline>
+            <wp:extent cx="3733800" cy="719102"/>
+            <wp:effectExtent b="0" l="0" r="0" t="0"/>
+            <wp:docPr descr="11" title="" id="53" name="Picture"/>
+            <a:graphic>
+              <a:graphicData uri="http://schemas.openxmlformats.org/drawingml/2006/picture">
+                <pic:pic>
+                  <pic:nvPicPr>
+                    <pic:cNvPr descr="image/11.png" id="54" name="Picture"/>
+                    <pic:cNvPicPr>
+                      <a:picLocks noChangeArrowheads="1" noChangeAspect="1"/>
+                    </pic:cNvPicPr>
+                  </pic:nvPicPr>
+                  <pic:blipFill>
+                    <a:blip r:embed="rId52"/>
+                    <a:stretch>
+                      <a:fillRect/>
+                    </a:stretch>
+                  </pic:blipFill>
+                  <pic:spPr bwMode="auto">
+                    <a:xfrm>
+                      <a:off x="0" y="0"/>
+                      <a:ext cx="3733800" cy="719102"/>
+                    </a:xfrm>
+                    <a:prstGeom prst="rect">
+                      <a:avLst/>
+                    </a:prstGeom>
+                    <a:noFill/>
+                    <a:ln w="9525">
+                      <a:noFill/>
+                      <a:headEnd/>
+                      <a:tailEnd/>
+                    </a:ln>
+                  </pic:spPr>
+                </pic:pic>
+              </a:graphicData>
+            </a:graphic>
+          </wp:inline>
+        </w:drawing>
+      </w:r>
+    </w:p>
+    <w:p>
+      <w:pPr>
+        <w:pStyle w:val="ImageCaption"/>
+      </w:pPr>
+      <w:r>
+        <w:t xml:space="preserve">Рис. 11: 11</w:t>
+      </w:r>
+    </w:p>
+    <w:p>
+      <w:pPr>
+        <w:pStyle w:val="BodyText"/>
+      </w:pPr>
+      <w:r>
+        <w:t xml:space="preserve">Переключимся на статическое соединение</w:t>
+      </w:r>
+    </w:p>
+    <w:p>
+      <w:pPr>
+        <w:pStyle w:val="CaptionedFigure"/>
+      </w:pPr>
+      <w:r>
+        <w:drawing>
+          <wp:inline>
+            <wp:extent cx="3733800" cy="240294"/>
+            <wp:effectExtent b="0" l="0" r="0" t="0"/>
+            <wp:docPr descr="12" title="" id="56" name="Picture"/>
+            <a:graphic>
+              <a:graphicData uri="http://schemas.openxmlformats.org/drawingml/2006/picture">
+                <pic:pic>
+                  <pic:nvPicPr>
+                    <pic:cNvPr descr="image/12.png" id="57" name="Picture"/>
+                    <pic:cNvPicPr>
+                      <a:picLocks noChangeArrowheads="1" noChangeAspect="1"/>
+                    </pic:cNvPicPr>
+                  </pic:nvPicPr>
+                  <pic:blipFill>
+                    <a:blip r:embed="rId55"/>
+                    <a:stretch>
+                      <a:fillRect/>
+                    </a:stretch>
+                  </pic:blipFill>
+                  <pic:spPr bwMode="auto">
+                    <a:xfrm>
+                      <a:off x="0" y="0"/>
+                      <a:ext cx="3733800" cy="240294"/>
+                    </a:xfrm>
+                    <a:prstGeom prst="rect">
+                      <a:avLst/>
+                    </a:prstGeom>
+                    <a:noFill/>
+                    <a:ln w="9525">
+                      <a:noFill/>
+                      <a:headEnd/>
+                      <a:tailEnd/>
+                    </a:ln>
+                  </pic:spPr>
+                </pic:pic>
+              </a:graphicData>
+            </a:graphic>
+          </wp:inline>
+        </w:drawing>
+      </w:r>
+    </w:p>
+    <w:p>
+      <w:pPr>
+        <w:pStyle w:val="ImageCaption"/>
+      </w:pPr>
+      <w:r>
+        <w:t xml:space="preserve">Рис. 12: 12</w:t>
+      </w:r>
+    </w:p>
+    <w:p>
+      <w:pPr>
+        <w:pStyle w:val="BodyText"/>
+      </w:pPr>
+      <w:r>
+        <w:t xml:space="preserve">Проверим успешность переключения при помощи nmcli connection show и ip addr</w:t>
+      </w:r>
+    </w:p>
+    <w:p>
+      <w:pPr>
+        <w:pStyle w:val="CaptionedFigure"/>
+      </w:pPr>
+      <w:r>
+        <w:drawing>
+          <wp:inline>
+            <wp:extent cx="3733800" cy="1503122"/>
+            <wp:effectExtent b="0" l="0" r="0" t="0"/>
+            <wp:docPr descr="13" title="" id="59" name="Picture"/>
+            <a:graphic>
+              <a:graphicData uri="http://schemas.openxmlformats.org/drawingml/2006/picture">
+                <pic:pic>
+                  <pic:nvPicPr>
+                    <pic:cNvPr descr="image/13.png" id="60" name="Picture"/>
+                    <pic:cNvPicPr>
+                      <a:picLocks noChangeArrowheads="1" noChangeAspect="1"/>
+                    </pic:cNvPicPr>
+                  </pic:nvPicPr>
+                  <pic:blipFill>
+                    <a:blip r:embed="rId58"/>
+                    <a:stretch>
+                      <a:fillRect/>
+                    </a:stretch>
+                  </pic:blipFill>
+                  <pic:spPr bwMode="auto">
+                    <a:xfrm>
+                      <a:off x="0" y="0"/>
+                      <a:ext cx="3733800" cy="1503122"/>
+                    </a:xfrm>
+                    <a:prstGeom prst="rect">
+                      <a:avLst/>
+                    </a:prstGeom>
+                    <a:noFill/>
+                    <a:ln w="9525">
+                      <a:noFill/>
+                      <a:headEnd/>
+                      <a:tailEnd/>
+                    </a:ln>
+                  </pic:spPr>
+                </pic:pic>
+              </a:graphicData>
+            </a:graphic>
+          </wp:inline>
+        </w:drawing>
+      </w:r>
+    </w:p>
+    <w:p>
+      <w:pPr>
+        <w:pStyle w:val="ImageCaption"/>
+      </w:pPr>
+      <w:r>
+        <w:t xml:space="preserve">Рис. 13: 13</w:t>
+      </w:r>
+    </w:p>
+    <w:p>
+      <w:pPr>
+        <w:pStyle w:val="BodyText"/>
+      </w:pPr>
+      <w:r>
+        <w:t xml:space="preserve">Затем вернемся к соединению dhcp и проверим успешность переключения при помощи nmcli connection show</w:t>
+      </w:r>
+    </w:p>
+    <w:p>
+      <w:pPr>
+        <w:pStyle w:val="CaptionedFigure"/>
+      </w:pPr>
+      <w:r>
+        <w:drawing>
+          <wp:inline>
+            <wp:extent cx="3733800" cy="1795025"/>
+            <wp:effectExtent b="0" l="0" r="0" t="0"/>
+            <wp:docPr descr="14" title="" id="62" name="Picture"/>
+            <a:graphic>
+              <a:graphicData uri="http://schemas.openxmlformats.org/drawingml/2006/picture">
+                <pic:pic>
+                  <pic:nvPicPr>
+                    <pic:cNvPr descr="image/14.png" id="63" name="Picture"/>
+                    <pic:cNvPicPr>
+                      <a:picLocks noChangeArrowheads="1" noChangeAspect="1"/>
+                    </pic:cNvPicPr>
+                  </pic:nvPicPr>
+                  <pic:blipFill>
+                    <a:blip r:embed="rId61"/>
+                    <a:stretch>
+                      <a:fillRect/>
+                    </a:stretch>
+                  </pic:blipFill>
+                  <pic:spPr bwMode="auto">
+                    <a:xfrm>
+                      <a:off x="0" y="0"/>
+                      <a:ext cx="3733800" cy="1795025"/>
+                    </a:xfrm>
+                    <a:prstGeom prst="rect">
+                      <a:avLst/>
+                    </a:prstGeom>
+                    <a:noFill/>
+                    <a:ln w="9525">
+                      <a:noFill/>
+                      <a:headEnd/>
+                      <a:tailEnd/>
+                    </a:ln>
+                  </pic:spPr>
+                </pic:pic>
+              </a:graphicData>
+            </a:graphic>
+          </wp:inline>
+        </w:drawing>
+      </w:r>
+    </w:p>
+    <w:p>
+      <w:pPr>
+        <w:pStyle w:val="ImageCaption"/>
+      </w:pPr>
+      <w:r>
+        <w:t xml:space="preserve">Рис. 14: 14</w:t>
+      </w:r>
+    </w:p>
+    <w:p>
+      <w:pPr>
+        <w:pStyle w:val="BodyText"/>
+      </w:pPr>
+      <w:r>
+        <w:t xml:space="preserve">Первое отключим автоподключение статического соединения,второе добавим DNS-сервер в статическое соединение, третье добавим второй DNS-сервер,четвертое изменим IP-адрес статического соединения, пятое добавим другой IP-адрес для статического соединения, после чего активируем его</w:t>
+      </w:r>
+    </w:p>
+    <w:p>
+      <w:pPr>
+        <w:pStyle w:val="CaptionedFigure"/>
+      </w:pPr>
+      <w:r>
+        <w:drawing>
+          <wp:inline>
+            <wp:extent cx="3733800" cy="776334"/>
+            <wp:effectExtent b="0" l="0" r="0" t="0"/>
+            <wp:docPr descr="15" title="" id="65" name="Picture"/>
+            <a:graphic>
+              <a:graphicData uri="http://schemas.openxmlformats.org/drawingml/2006/picture">
+                <pic:pic>
+                  <pic:nvPicPr>
+                    <pic:cNvPr descr="image/15.png" id="66" name="Picture"/>
+                    <pic:cNvPicPr>
+                      <a:picLocks noChangeArrowheads="1" noChangeAspect="1"/>
+                    </pic:cNvPicPr>
+                  </pic:nvPicPr>
+                  <pic:blipFill>
+                    <a:blip r:embed="rId64"/>
+                    <a:stretch>
+                      <a:fillRect/>
+                    </a:stretch>
+                  </pic:blipFill>
+                  <pic:spPr bwMode="auto">
+                    <a:xfrm>
+                      <a:off x="0" y="0"/>
+                      <a:ext cx="3733800" cy="776334"/>
+                    </a:xfrm>
+                    <a:prstGeom prst="rect">
+                      <a:avLst/>
+                    </a:prstGeom>
+                    <a:noFill/>
+                    <a:ln w="9525">
+                      <a:noFill/>
+                      <a:headEnd/>
+                      <a:tailEnd/>
+                    </a:ln>
+                  </pic:spPr>
+                </pic:pic>
+              </a:graphicData>
+            </a:graphic>
+          </wp:inline>
+        </w:drawing>
+      </w:r>
+    </w:p>
+    <w:p>
+      <w:pPr>
+        <w:pStyle w:val="ImageCaption"/>
+      </w:pPr>
+      <w:r>
+        <w:t xml:space="preserve">Рис. 15: 15</w:t>
+      </w:r>
+    </w:p>
+    <w:p>
+      <w:pPr>
+        <w:pStyle w:val="BodyText"/>
+      </w:pPr>
+      <w:r>
+        <w:t xml:space="preserve">И проверим успешно ли произошло подключение или нет</w:t>
+      </w:r>
+    </w:p>
+    <w:p>
+      <w:pPr>
+        <w:pStyle w:val="CaptionedFigure"/>
+      </w:pPr>
+      <w:r>
+        <w:drawing>
+          <wp:inline>
+            <wp:extent cx="3733800" cy="2251978"/>
+            <wp:effectExtent b="0" l="0" r="0" t="0"/>
+            <wp:docPr descr="16" title="" id="68" name="Picture"/>
+            <a:graphic>
+              <a:graphicData uri="http://schemas.openxmlformats.org/drawingml/2006/picture">
+                <pic:pic>
+                  <pic:nvPicPr>
+                    <pic:cNvPr descr="image/17.png" id="69" name="Picture"/>
+                    <pic:cNvPicPr>
+                      <a:picLocks noChangeArrowheads="1" noChangeAspect="1"/>
+                    </pic:cNvPicPr>
+                  </pic:nvPicPr>
+                  <pic:blipFill>
+                    <a:blip r:embed="rId67"/>
+                    <a:stretch>
+                      <a:fillRect/>
+                    </a:stretch>
+                  </pic:blipFill>
+                  <pic:spPr bwMode="auto">
+                    <a:xfrm>
+                      <a:off x="0" y="0"/>
+                      <a:ext cx="3733800" cy="2251978"/>
+                    </a:xfrm>
+                    <a:prstGeom prst="rect">
+                      <a:avLst/>
+                    </a:prstGeom>
+                    <a:noFill/>
+                    <a:ln w="9525">
+                      <a:noFill/>
+                      <a:headEnd/>
+                      <a:tailEnd/>
+                    </a:ln>
+                  </pic:spPr>
+                </pic:pic>
+              </a:graphicData>
+            </a:graphic>
+          </wp:inline>
+        </w:drawing>
+      </w:r>
+    </w:p>
+    <w:p>
+      <w:pPr>
+        <w:pStyle w:val="ImageCaption"/>
+      </w:pPr>
+      <w:r>
+        <w:t xml:space="preserve">Рис. 16: 16</w:t>
+      </w:r>
+    </w:p>
+    <w:p>
+      <w:pPr>
+        <w:pStyle w:val="BodyText"/>
+      </w:pPr>
+      <w:r>
+        <w:t xml:space="preserve">Используя nmtui просмотрим настройки сети</w:t>
+      </w:r>
+    </w:p>
+    <w:p>
+      <w:pPr>
+        <w:pStyle w:val="CaptionedFigure"/>
+      </w:pPr>
+      <w:r>
+        <w:drawing>
+          <wp:inline>
+            <wp:extent cx="2838450" cy="2085975"/>
+            <wp:effectExtent b="0" l="0" r="0" t="0"/>
+            <wp:docPr descr="17" title="" id="71" name="Picture"/>
+            <a:graphic>
+              <a:graphicData uri="http://schemas.openxmlformats.org/drawingml/2006/picture">
+                <pic:pic>
+                  <pic:nvPicPr>
+                    <pic:cNvPr descr="image/1.png" id="72" name="Picture"/>
+                    <pic:cNvPicPr>
+                      <a:picLocks noChangeArrowheads="1" noChangeAspect="1"/>
+                    </pic:cNvPicPr>
+                  </pic:nvPicPr>
+                  <pic:blipFill>
+                    <a:blip r:embed="rId70"/>
+                    <a:stretch>
+                      <a:fillRect/>
+                    </a:stretch>
+                  </pic:blipFill>
+                  <pic:spPr bwMode="auto">
+                    <a:xfrm>
+                      <a:off x="0" y="0"/>
+                      <a:ext cx="2838450" cy="2085975"/>
+                    </a:xfrm>
+                    <a:prstGeom prst="rect">
+                      <a:avLst/>
+                    </a:prstGeom>
+                    <a:noFill/>
+                    <a:ln w="9525">
+                      <a:noFill/>
+                      <a:headEnd/>
+                      <a:tailEnd/>
+                    </a:ln>
+                  </pic:spPr>
+                </pic:pic>
+              </a:graphicData>
+            </a:graphic>
+          </wp:inline>
+        </w:drawing>
+      </w:r>
+    </w:p>
+    <w:p>
+      <w:pPr>
+        <w:pStyle w:val="ImageCaption"/>
+      </w:pPr>
+      <w:r>
+        <w:t xml:space="preserve">Рис. 17: 17</w:t>
+      </w:r>
+    </w:p>
+    <w:p>
+      <w:pPr>
+        <w:pStyle w:val="BodyText"/>
+      </w:pPr>
+      <w:r>
+        <w:t xml:space="preserve">Сами настройки</w:t>
+      </w:r>
+    </w:p>
+    <w:p>
+      <w:pPr>
+        <w:pStyle w:val="Compact"/>
+        <w:numPr>
+          <w:ilvl w:val="0"/>
+          <w:numId w:val="1002"/>
+        </w:numPr>
+      </w:pPr>
+      <w:r>
+        <w:t xml:space="preserve">Имя профиля static</w:t>
+      </w:r>
+    </w:p>
+    <w:p>
+      <w:pPr>
+        <w:pStyle w:val="Compact"/>
+        <w:numPr>
+          <w:ilvl w:val="0"/>
+          <w:numId w:val="1002"/>
+        </w:numPr>
+      </w:pPr>
+      <w:r>
+        <w:t xml:space="preserve">Устройство emp0s3</w:t>
+      </w:r>
+    </w:p>
+    <w:p>
+      <w:pPr>
+        <w:pStyle w:val="Compact"/>
+        <w:numPr>
+          <w:ilvl w:val="0"/>
+          <w:numId w:val="1002"/>
+        </w:numPr>
+      </w:pPr>
+      <w:r>
+        <w:t xml:space="preserve">Тип подкелючения Ethernet</w:t>
+      </w:r>
+    </w:p>
+    <w:p>
+      <w:pPr>
+        <w:pStyle w:val="Compact"/>
+        <w:numPr>
+          <w:ilvl w:val="0"/>
+          <w:numId w:val="1002"/>
+        </w:numPr>
+      </w:pPr>
+      <w:r>
+        <w:t xml:space="preserve">Доступ всем</w:t>
+      </w:r>
+    </w:p>
+    <w:p>
+      <w:pPr>
+        <w:pStyle w:val="FirstParagraph"/>
+      </w:pPr>
+      <w:r>
+        <w:t xml:space="preserve">Конфигурация IPv4</w:t>
+      </w:r>
+    </w:p>
+    <w:p>
+      <w:pPr>
+        <w:pStyle w:val="BodyText"/>
+      </w:pPr>
+      <w:r>
+        <w:t xml:space="preserve">Ip-адреса</w:t>
+      </w:r>
+    </w:p>
+    <w:p>
+      <w:pPr>
+        <w:pStyle w:val="Compact"/>
+        <w:numPr>
+          <w:ilvl w:val="0"/>
+          <w:numId w:val="1003"/>
+        </w:numPr>
+      </w:pPr>
+      <w:r>
+        <w:t xml:space="preserve">10.0.0.20/14</w:t>
+      </w:r>
+    </w:p>
+    <w:p>
+      <w:pPr>
+        <w:pStyle w:val="Compact"/>
+        <w:numPr>
+          <w:ilvl w:val="0"/>
+          <w:numId w:val="1003"/>
+        </w:numPr>
+      </w:pPr>
+      <w:r>
+        <w:t xml:space="preserve">10.20.30.40/16</w:t>
+      </w:r>
+    </w:p>
+    <w:p>
+      <w:pPr>
+        <w:pStyle w:val="FirstParagraph"/>
+      </w:pPr>
+      <w:r>
+        <w:t xml:space="preserve">Шлюз 10.0.0.1</w:t>
+      </w:r>
+    </w:p>
+    <w:p>
+      <w:pPr>
+        <w:pStyle w:val="BodyText"/>
+      </w:pPr>
+      <w:r>
+        <w:t xml:space="preserve">DNS - серверы</w:t>
+      </w:r>
+    </w:p>
+    <w:p>
+      <w:pPr>
+        <w:pStyle w:val="Compact"/>
+        <w:numPr>
+          <w:ilvl w:val="0"/>
+          <w:numId w:val="1004"/>
+        </w:numPr>
+      </w:pPr>
+      <w:r>
+        <w:t xml:space="preserve">10.0.0.10</w:t>
+      </w:r>
+    </w:p>
+    <w:p>
+      <w:pPr>
+        <w:pStyle w:val="Compact"/>
+        <w:numPr>
+          <w:ilvl w:val="0"/>
+          <w:numId w:val="1004"/>
+        </w:numPr>
+      </w:pPr>
+      <w:r>
+        <w:t xml:space="preserve">8.8.8.8</w:t>
+      </w:r>
+    </w:p>
+    <w:p>
+      <w:pPr>
+        <w:pStyle w:val="CaptionedFigure"/>
+      </w:pPr>
+      <w:r>
+        <w:drawing>
+          <wp:inline>
+            <wp:extent cx="3733800" cy="3031828"/>
+            <wp:effectExtent b="0" l="0" r="0" t="0"/>
+            <wp:docPr descr="18" title="" id="74" name="Picture"/>
+            <a:graphic>
+              <a:graphicData uri="http://schemas.openxmlformats.org/drawingml/2006/picture">
+                <pic:pic>
+                  <pic:nvPicPr>
+                    <pic:cNvPr descr="image/12_7.png" id="75" name="Picture"/>
+                    <pic:cNvPicPr>
+                      <a:picLocks noChangeArrowheads="1" noChangeAspect="1"/>
+                    </pic:cNvPicPr>
+                  </pic:nvPicPr>
+                  <pic:blipFill>
+                    <a:blip r:embed="rId73"/>
+                    <a:stretch>
+                      <a:fillRect/>
+                    </a:stretch>
+                  </pic:blipFill>
+                  <pic:spPr bwMode="auto">
+                    <a:xfrm>
+                      <a:off x="0" y="0"/>
+                      <a:ext cx="3733800" cy="3031828"/>
+                    </a:xfrm>
+                    <a:prstGeom prst="rect">
+                      <a:avLst/>
+                    </a:prstGeom>
+                    <a:noFill/>
+                    <a:ln w="9525">
+                      <a:noFill/>
+                      <a:headEnd/>
+                      <a:tailEnd/>
+                    </a:ln>
+                  </pic:spPr>
+                </pic:pic>
+              </a:graphicData>
+            </a:graphic>
+          </wp:inline>
+        </w:drawing>
+      </w:r>
+    </w:p>
+    <w:p>
+      <w:pPr>
+        <w:pStyle w:val="ImageCaption"/>
+      </w:pPr>
+      <w:r>
+        <w:t xml:space="preserve">Рис. 18: 18</w:t>
+      </w:r>
+    </w:p>
+    <w:p>
+      <w:pPr>
+        <w:pStyle w:val="BodyText"/>
+      </w:pPr>
+      <w:r>
+        <w:t xml:space="preserve">Просмотрим настройки сетевых соединений в графическом интерфейсе операционной системы</w:t>
+      </w:r>
+    </w:p>
+    <w:p>
+      <w:pPr>
+        <w:pStyle w:val="CaptionedFigure"/>
+      </w:pPr>
+      <w:r>
+        <w:drawing>
+          <wp:inline>
+            <wp:extent cx="3733800" cy="2879356"/>
+            <wp:effectExtent b="0" l="0" r="0" t="0"/>
+            <wp:docPr descr="19" title="" id="77" name="Picture"/>
+            <a:graphic>
+              <a:graphicData uri="http://schemas.openxmlformats.org/drawingml/2006/picture">
+                <pic:pic>
+                  <pic:nvPicPr>
+                    <pic:cNvPr descr="image/17_7.png" id="78" name="Picture"/>
+                    <pic:cNvPicPr>
+                      <a:picLocks noChangeArrowheads="1" noChangeAspect="1"/>
+                    </pic:cNvPicPr>
+                  </pic:nvPicPr>
+                  <pic:blipFill>
+                    <a:blip r:embed="rId76"/>
+                    <a:stretch>
+                      <a:fillRect/>
+                    </a:stretch>
+                  </pic:blipFill>
+                  <pic:spPr bwMode="auto">
+                    <a:xfrm>
+                      <a:off x="0" y="0"/>
+                      <a:ext cx="3733800" cy="2879356"/>
+                    </a:xfrm>
+                    <a:prstGeom prst="rect">
+                      <a:avLst/>
+                    </a:prstGeom>
+                    <a:noFill/>
+                    <a:ln w="9525">
+                      <a:noFill/>
+                      <a:headEnd/>
+                      <a:tailEnd/>
+                    </a:ln>
+                  </pic:spPr>
+                </pic:pic>
+              </a:graphicData>
+            </a:graphic>
+          </wp:inline>
+        </w:drawing>
+      </w:r>
+    </w:p>
+    <w:p>
+      <w:pPr>
+        <w:pStyle w:val="ImageCaption"/>
+      </w:pPr>
+      <w:r>
+        <w:t xml:space="preserve">Рис. 19: 19</w:t>
+      </w:r>
+    </w:p>
+    <w:p>
+      <w:pPr>
+        <w:pStyle w:val="CaptionedFigure"/>
+      </w:pPr>
+      <w:r>
+        <w:drawing>
+          <wp:inline>
+            <wp:extent cx="3733800" cy="1218279"/>
+            <wp:effectExtent b="0" l="0" r="0" t="0"/>
+            <wp:docPr descr="20" title="" id="80" name="Picture"/>
+            <a:graphic>
+              <a:graphicData uri="http://schemas.openxmlformats.org/drawingml/2006/picture">
+                <pic:pic>
+                  <pic:nvPicPr>
+                    <pic:cNvPr descr="image/17_8.png" id="81" name="Picture"/>
+                    <pic:cNvPicPr>
+                      <a:picLocks noChangeArrowheads="1" noChangeAspect="1"/>
+                    </pic:cNvPicPr>
+                  </pic:nvPicPr>
+                  <pic:blipFill>
+                    <a:blip r:embed="rId79"/>
+                    <a:stretch>
+                      <a:fillRect/>
+                    </a:stretch>
+                  </pic:blipFill>
+                  <pic:spPr bwMode="auto">
+                    <a:xfrm>
+                      <a:off x="0" y="0"/>
+                      <a:ext cx="3733800" cy="1218279"/>
+                    </a:xfrm>
+                    <a:prstGeom prst="rect">
+                      <a:avLst/>
+                    </a:prstGeom>
+                    <a:noFill/>
+                    <a:ln w="9525">
+                      <a:noFill/>
+                      <a:headEnd/>
+                      <a:tailEnd/>
+                    </a:ln>
+                  </pic:spPr>
+                </pic:pic>
+              </a:graphicData>
+            </a:graphic>
+          </wp:inline>
+        </w:drawing>
+      </w:r>
+    </w:p>
+    <w:p>
+      <w:pPr>
+        <w:pStyle w:val="ImageCaption"/>
+      </w:pPr>
+      <w:r>
+        <w:t xml:space="preserve">Рис. 20: 20</w:t>
+      </w:r>
+    </w:p>
+    <w:p>
+      <w:pPr>
+        <w:pStyle w:val="BodyText"/>
+      </w:pPr>
+      <w:r>
+        <w:t xml:space="preserve">После всех проделанных действий на возвращаемся на первоначальное сетевое соединение</w:t>
+      </w:r>
+    </w:p>
+    <w:p>
+      <w:pPr>
+        <w:pStyle w:val="CaptionedFigure"/>
+      </w:pPr>
+      <w:r>
+        <w:drawing>
+          <wp:inline>
+            <wp:extent cx="3733800" cy="240770"/>
+            <wp:effectExtent b="0" l="0" r="0" t="0"/>
+            <wp:docPr descr="21" title="" id="83" name="Picture"/>
+            <a:graphic>
+              <a:graphicData uri="http://schemas.openxmlformats.org/drawingml/2006/picture">
+                <pic:pic>
+                  <pic:nvPicPr>
+                    <pic:cNvPr descr="image/18.png" id="84" name="Picture"/>
+                    <pic:cNvPicPr>
+                      <a:picLocks noChangeArrowheads="1" noChangeAspect="1"/>
+                    </pic:cNvPicPr>
+                  </pic:nvPicPr>
+                  <pic:blipFill>
+                    <a:blip r:embed="rId82"/>
+                    <a:stretch>
+                      <a:fillRect/>
+                    </a:stretch>
+                  </pic:blipFill>
+                  <pic:spPr bwMode="auto">
+                    <a:xfrm>
+                      <a:off x="0" y="0"/>
+                      <a:ext cx="3733800" cy="240770"/>
+                    </a:xfrm>
+                    <a:prstGeom prst="rect">
+                      <a:avLst/>
+                    </a:prstGeom>
+                    <a:noFill/>
+                    <a:ln w="9525">
+                      <a:noFill/>
+                      <a:headEnd/>
+                      <a:tailEnd/>
+                    </a:ln>
+                  </pic:spPr>
+                </pic:pic>
+              </a:graphicData>
+            </a:graphic>
+          </wp:inline>
+        </w:drawing>
+      </w:r>
+    </w:p>
+    <w:p>
+      <w:pPr>
+        <w:pStyle w:val="ImageCaption"/>
+      </w:pPr>
+      <w:r>
+        <w:t xml:space="preserve">Рис. 21: 21</w:t>
+      </w:r>
+    </w:p>
+    <w:bookmarkEnd w:id="85"/>
+    <w:bookmarkStart w:id="86" w:name="контрольные-работы"/>
     <w:p>
       <w:pPr>
         <w:pStyle w:val="Heading1"/>
@@ -553,7 +1635,19 @@
         <w:tab/>
       </w:r>
       <w:r>
-        <w:t xml:space="preserve">Выполнение лабораторной работы</w:t>
+        <w:t xml:space="preserve">Контрольные работы</w:t>
+      </w:r>
+    </w:p>
+    <w:p>
+      <w:pPr>
+        <w:pStyle w:val="Compact"/>
+        <w:numPr>
+          <w:ilvl w:val="0"/>
+          <w:numId w:val="1005"/>
+        </w:numPr>
+      </w:pPr>
+      <w:r>
+        <w:t xml:space="preserve">Какая команда отображает только статус соединения, но не IP-адрес?</w:t>
       </w:r>
     </w:p>
     <w:p>
@@ -561,44 +1655,175 @@
         <w:pStyle w:val="FirstParagraph"/>
       </w:pPr>
       <w:r>
-        <w:t xml:space="preserve">Описываются проведённые действия, в качестве иллюстрации даётся ссылка на иллюстрацию (рис. 1).</w:t>
-      </w:r>
-    </w:p>
-    <w:tbl>
-      <w:tblPr>
-        <w:tblStyle w:val="FigureTable"/>
-        <w:tblW w:type="auto" w:w="0"/>
-        <w:jc w:val="center"/>
-        <w:tblLook w:firstRow="0" w:lastRow="0" w:firstColumn="0" w:lastColumn="0"/>
-      </w:tblPr>
-      <w:tblGrid>
-        <w:gridCol w:w="7920"/>
-      </w:tblGrid>
-      <w:tr>
-        <w:tc>
-          <w:tcPr/>
-          <w:p>
-            <w:pPr>
-              <w:pStyle w:val="Compact"/>
-              <w:jc w:val="center"/>
-            </w:pPr>
-            <w:r>
-              <w:t xml:space="preserve">Название рисунка</w:t>
-            </w:r>
-          </w:p>
-        </w:tc>
-      </w:tr>
-    </w:tbl>
-    <w:p>
-      <w:pPr>
-        <w:pStyle w:val="ImageCaption"/>
-      </w:pPr>
-      <w:r>
-        <w:t xml:space="preserve">Рис. 1: Название рисунка</w:t>
-      </w:r>
-    </w:p>
-    <w:bookmarkEnd w:id="24"/>
-    <w:bookmarkStart w:id="25" w:name="выводы"/>
+        <w:t xml:space="preserve">Ответ - nmcli general status</w:t>
+      </w:r>
+    </w:p>
+    <w:p>
+      <w:pPr>
+        <w:pStyle w:val="Compact"/>
+        <w:numPr>
+          <w:ilvl w:val="0"/>
+          <w:numId w:val="1006"/>
+        </w:numPr>
+      </w:pPr>
+      <w:r>
+        <w:t xml:space="preserve">Какая служба управляет сетью в ОС типа RHEL?</w:t>
+      </w:r>
+    </w:p>
+    <w:p>
+      <w:pPr>
+        <w:pStyle w:val="FirstParagraph"/>
+      </w:pPr>
+      <w:r>
+        <w:t xml:space="preserve">Ответ - NetworkManager</w:t>
+      </w:r>
+    </w:p>
+    <w:p>
+      <w:pPr>
+        <w:pStyle w:val="Compact"/>
+        <w:numPr>
+          <w:ilvl w:val="0"/>
+          <w:numId w:val="1007"/>
+        </w:numPr>
+      </w:pPr>
+      <w:r>
+        <w:t xml:space="preserve">Какой файл содержит имя узла (устройства) в ОС типа RHEL?</w:t>
+      </w:r>
+    </w:p>
+    <w:p>
+      <w:pPr>
+        <w:pStyle w:val="FirstParagraph"/>
+      </w:pPr>
+      <w:r>
+        <w:t xml:space="preserve">Ответ - /etc/hostname</w:t>
+      </w:r>
+    </w:p>
+    <w:p>
+      <w:pPr>
+        <w:pStyle w:val="Compact"/>
+        <w:numPr>
+          <w:ilvl w:val="0"/>
+          <w:numId w:val="1008"/>
+        </w:numPr>
+      </w:pPr>
+      <w:r>
+        <w:t xml:space="preserve">Какая команда позволяет вам задать имя узла (устройства)?</w:t>
+      </w:r>
+    </w:p>
+    <w:p>
+      <w:pPr>
+        <w:pStyle w:val="FirstParagraph"/>
+      </w:pPr>
+      <w:r>
+        <w:t xml:space="preserve">Ответ - hostnamectl set-hostname</w:t>
+      </w:r>
+      <w:r>
+        <w:t xml:space="preserve"> </w:t>
+      </w:r>
+      <w:r>
+        <w:t xml:space="preserve">“</w:t>
+      </w:r>
+      <w:r>
+        <w:t xml:space="preserve">имя узла</w:t>
+      </w:r>
+      <w:r>
+        <w:t xml:space="preserve">”</w:t>
+      </w:r>
+    </w:p>
+    <w:p>
+      <w:pPr>
+        <w:pStyle w:val="Compact"/>
+        <w:numPr>
+          <w:ilvl w:val="0"/>
+          <w:numId w:val="1009"/>
+        </w:numPr>
+      </w:pPr>
+      <w:r>
+        <w:t xml:space="preserve">Какой конфигурационный файл можно изменить для включения разрешения имён для конкретного IP-адреса?</w:t>
+      </w:r>
+    </w:p>
+    <w:p>
+      <w:pPr>
+        <w:pStyle w:val="FirstParagraph"/>
+      </w:pPr>
+      <w:r>
+        <w:t xml:space="preserve">Ответ - /etc/hosts</w:t>
+      </w:r>
+    </w:p>
+    <w:p>
+      <w:pPr>
+        <w:pStyle w:val="Compact"/>
+        <w:numPr>
+          <w:ilvl w:val="0"/>
+          <w:numId w:val="1010"/>
+        </w:numPr>
+      </w:pPr>
+      <w:r>
+        <w:t xml:space="preserve">Какая команда показывает текущую конфигурацию маршрутизации?</w:t>
+      </w:r>
+    </w:p>
+    <w:p>
+      <w:pPr>
+        <w:pStyle w:val="FirstParagraph"/>
+      </w:pPr>
+      <w:r>
+        <w:t xml:space="preserve">Ответ - ip route show</w:t>
+      </w:r>
+    </w:p>
+    <w:p>
+      <w:pPr>
+        <w:pStyle w:val="Compact"/>
+        <w:numPr>
+          <w:ilvl w:val="0"/>
+          <w:numId w:val="1011"/>
+        </w:numPr>
+      </w:pPr>
+      <w:r>
+        <w:t xml:space="preserve">Как проверить текущий статус службы NetworkManager?</w:t>
+      </w:r>
+    </w:p>
+    <w:p>
+      <w:pPr>
+        <w:pStyle w:val="FirstParagraph"/>
+      </w:pPr>
+      <w:r>
+        <w:t xml:space="preserve">Ответ - systemctl status NetworkManager</w:t>
+      </w:r>
+    </w:p>
+    <w:p>
+      <w:pPr>
+        <w:pStyle w:val="Compact"/>
+        <w:numPr>
+          <w:ilvl w:val="0"/>
+          <w:numId w:val="1012"/>
+        </w:numPr>
+      </w:pPr>
+      <w:r>
+        <w:t xml:space="preserve">Какая команда позволяет вам изменить текущий IP-адрес и шлюз по умолчанию для вашего сетевого соединения?</w:t>
+      </w:r>
+    </w:p>
+    <w:p>
+      <w:pPr>
+        <w:pStyle w:val="FirstParagraph"/>
+      </w:pPr>
+      <w:r>
+        <w:t xml:space="preserve">Ответ - nmcli connection modify</w:t>
+      </w:r>
+      <w:r>
+        <w:t xml:space="preserve"> </w:t>
+      </w:r>
+      <w:r>
+        <w:t xml:space="preserve">“</w:t>
+      </w:r>
+      <w:r>
+        <w:t xml:space="preserve">имя соединения</w:t>
+      </w:r>
+      <w:r>
+        <w:t xml:space="preserve">”</w:t>
+      </w:r>
+    </w:p>
+    <w:bookmarkEnd w:id="86"/>
+    <w:bookmarkStart w:id="87" w:name="выводы"/>
     <w:p>
       <w:pPr>
         <w:pStyle w:val="Heading1"/>
@@ -621,112 +1846,10 @@
         <w:pStyle w:val="FirstParagraph"/>
       </w:pPr>
       <w:r>
-        <w:t xml:space="preserve">Здесь кратко описываются итоги проделанной работы.</w:t>
-      </w:r>
-    </w:p>
-    <w:bookmarkEnd w:id="25"/>
-    <w:bookmarkStart w:id="32" w:name="список-литературы"/>
-    <w:p>
-      <w:pPr>
-        <w:pStyle w:val="Heading1"/>
-      </w:pPr>
-      <w:r>
-        <w:t xml:space="preserve">Список литературы</w:t>
-      </w:r>
-    </w:p>
-    <w:bookmarkStart w:id="31" w:name="refs"/>
-    <w:bookmarkStart w:id="26" w:name="ref-tanenbaum_book_modern-os_ru"/>
-    <w:p>
-      <w:pPr>
-        <w:pStyle w:val="Bibliography"/>
-      </w:pPr>
-      <w:r>
-        <w:t xml:space="preserve">1.</w:t>
-      </w:r>
-      <w:r>
-        <w:t xml:space="preserve"> </w:t>
-      </w:r>
-      <w:r>
-        <w:t xml:space="preserve">	</w:t>
-      </w:r>
-      <w:r>
-        <w:t xml:space="preserve">Таненбаум Э., Бос Х. Современные операционные системы. 4-е изд. СПб.: Питер, 2015. 1120 с.</w:t>
-      </w:r>
-    </w:p>
-    <w:bookmarkEnd w:id="26"/>
-    <w:bookmarkStart w:id="27" w:name="ref-robbins_book_bash_en"/>
-    <w:p>
-      <w:pPr>
-        <w:pStyle w:val="Bibliography"/>
-      </w:pPr>
-      <w:r>
-        <w:t xml:space="preserve">2.</w:t>
-      </w:r>
-      <w:r>
-        <w:t xml:space="preserve"> </w:t>
-      </w:r>
-      <w:r>
-        <w:t xml:space="preserve">	</w:t>
-      </w:r>
-      <w:r>
-        <w:t xml:space="preserve">Robbins A. Bash Pocket Reference. O’Reilly Media, 2016. 156 с.</w:t>
-      </w:r>
-    </w:p>
-    <w:bookmarkEnd w:id="27"/>
-    <w:bookmarkStart w:id="28" w:name="ref-zarrelli_book_mastering-bash_en"/>
-    <w:p>
-      <w:pPr>
-        <w:pStyle w:val="Bibliography"/>
-      </w:pPr>
-      <w:r>
-        <w:t xml:space="preserve">3.</w:t>
-      </w:r>
-      <w:r>
-        <w:t xml:space="preserve"> </w:t>
-      </w:r>
-      <w:r>
-        <w:t xml:space="preserve">	</w:t>
-      </w:r>
-      <w:r>
-        <w:t xml:space="preserve">Zarrelli G. Mastering Bash. Packt Publishing, 2017. 502 с.</w:t>
-      </w:r>
-    </w:p>
-    <w:bookmarkEnd w:id="28"/>
-    <w:bookmarkStart w:id="30" w:name="ref-newham_book_learning-bash_en"/>
-    <w:p>
-      <w:pPr>
-        <w:pStyle w:val="Bibliography"/>
-      </w:pPr>
-      <w:r>
-        <w:t xml:space="preserve">4.</w:t>
-      </w:r>
-      <w:r>
-        <w:t xml:space="preserve"> </w:t>
-      </w:r>
-      <w:r>
-        <w:t xml:space="preserve">	</w:t>
-      </w:r>
-      <w:r>
-        <w:t xml:space="preserve">Newham C.</w:t>
-      </w:r>
-      <w:r>
-        <w:t xml:space="preserve"> </w:t>
-      </w:r>
-      <w:hyperlink r:id="rId29">
-        <w:r>
-          <w:rPr>
-            <w:rStyle w:val="Hyperlink"/>
-          </w:rPr>
-          <w:t xml:space="preserve">Learning the bash Shell: Unix Shell Programming</w:t>
-        </w:r>
-      </w:hyperlink>
-      <w:r>
-        <w:t xml:space="preserve">. O’Reilly Media, 2005. 354 с.</w:t>
-      </w:r>
-    </w:p>
-    <w:bookmarkEnd w:id="30"/>
-    <w:bookmarkEnd w:id="31"/>
-    <w:bookmarkEnd w:id="32"/>
+        <w:t xml:space="preserve">В ходе выполнения лабораторной работы я получил навыки работы с настройкой сетевых параметров системы.</w:t>
+      </w:r>
+    </w:p>
+    <w:bookmarkEnd w:id="87"/>
     <w:sectPr/>
   </w:body>
 </w:document>
@@ -833,8 +1956,1133 @@
       </w:pPr>
     </w:lvl>
   </w:abstractNum>
+  <w:abstractNum w:abstractNumId="99411">
+    <w:nsid w:val="00A99411"/>
+    <w:multiLevelType w:val="multilevel"/>
+    <w:lvl w:ilvl="0">
+      <w:start w:val="1"/>
+      <w:numFmt w:val="decimal"/>
+      <w:lvlText w:val="%1."/>
+      <w:lvlJc w:val="left"/>
+      <w:pPr>
+        <w:ind w:left="720" w:hanging="480"/>
+      </w:pPr>
+    </w:lvl>
+    <w:lvl w:ilvl="1">
+      <w:start w:val="1"/>
+      <w:numFmt w:val="decimal"/>
+      <w:lvlText w:val="%2."/>
+      <w:lvlJc w:val="left"/>
+      <w:pPr>
+        <w:ind w:left="1440" w:hanging="480"/>
+      </w:pPr>
+    </w:lvl>
+    <w:lvl w:ilvl="2">
+      <w:start w:val="1"/>
+      <w:numFmt w:val="decimal"/>
+      <w:lvlText w:val="%3."/>
+      <w:lvlJc w:val="left"/>
+      <w:pPr>
+        <w:ind w:left="2160" w:hanging="480"/>
+      </w:pPr>
+    </w:lvl>
+    <w:lvl w:ilvl="3">
+      <w:start w:val="1"/>
+      <w:numFmt w:val="decimal"/>
+      <w:lvlText w:val="%4."/>
+      <w:lvlJc w:val="left"/>
+      <w:pPr>
+        <w:ind w:left="2880" w:hanging="480"/>
+      </w:pPr>
+    </w:lvl>
+    <w:lvl w:ilvl="4">
+      <w:start w:val="1"/>
+      <w:numFmt w:val="decimal"/>
+      <w:lvlText w:val="%5."/>
+      <w:lvlJc w:val="left"/>
+      <w:pPr>
+        <w:ind w:left="3600" w:hanging="480"/>
+      </w:pPr>
+    </w:lvl>
+    <w:lvl w:ilvl="5">
+      <w:start w:val="1"/>
+      <w:numFmt w:val="decimal"/>
+      <w:lvlText w:val="%6."/>
+      <w:lvlJc w:val="left"/>
+      <w:pPr>
+        <w:ind w:left="4320" w:hanging="480"/>
+      </w:pPr>
+    </w:lvl>
+    <w:lvl w:ilvl="6">
+      <w:start w:val="1"/>
+      <w:numFmt w:val="decimal"/>
+      <w:lvlText w:val="%7."/>
+      <w:lvlJc w:val="left"/>
+      <w:pPr>
+        <w:ind w:left="5040" w:hanging="480"/>
+      </w:pPr>
+    </w:lvl>
+    <w:lvl w:ilvl="7">
+      <w:start w:val="1"/>
+      <w:numFmt w:val="decimal"/>
+      <w:lvlText w:val="%8."/>
+      <w:lvlJc w:val="left"/>
+      <w:pPr>
+        <w:ind w:left="5760" w:hanging="480"/>
+      </w:pPr>
+    </w:lvl>
+    <w:lvl w:ilvl="8">
+      <w:start w:val="1"/>
+      <w:numFmt w:val="decimal"/>
+      <w:lvlText w:val="%9."/>
+      <w:lvlJc w:val="left"/>
+      <w:pPr>
+        <w:ind w:left="6480" w:hanging="480"/>
+      </w:pPr>
+    </w:lvl>
+  </w:abstractNum>
+  <w:abstractNum w:abstractNumId="99421">
+    <w:nsid w:val="00A99421"/>
+    <w:multiLevelType w:val="multilevel"/>
+    <w:lvl w:ilvl="0">
+      <w:start w:val="1"/>
+      <w:numFmt w:val="decimal"/>
+      <w:lvlText w:val="%1)"/>
+      <w:lvlJc w:val="left"/>
+      <w:pPr>
+        <w:ind w:left="720" w:hanging="480"/>
+      </w:pPr>
+    </w:lvl>
+    <w:lvl w:ilvl="1">
+      <w:start w:val="1"/>
+      <w:numFmt w:val="decimal"/>
+      <w:lvlText w:val="%2)"/>
+      <w:lvlJc w:val="left"/>
+      <w:pPr>
+        <w:ind w:left="1440" w:hanging="480"/>
+      </w:pPr>
+    </w:lvl>
+    <w:lvl w:ilvl="2">
+      <w:start w:val="1"/>
+      <w:numFmt w:val="decimal"/>
+      <w:lvlText w:val="%3)"/>
+      <w:lvlJc w:val="left"/>
+      <w:pPr>
+        <w:ind w:left="2160" w:hanging="480"/>
+      </w:pPr>
+    </w:lvl>
+    <w:lvl w:ilvl="3">
+      <w:start w:val="1"/>
+      <w:numFmt w:val="decimal"/>
+      <w:lvlText w:val="%4)"/>
+      <w:lvlJc w:val="left"/>
+      <w:pPr>
+        <w:ind w:left="2880" w:hanging="480"/>
+      </w:pPr>
+    </w:lvl>
+    <w:lvl w:ilvl="4">
+      <w:start w:val="1"/>
+      <w:numFmt w:val="decimal"/>
+      <w:lvlText w:val="%5)"/>
+      <w:lvlJc w:val="left"/>
+      <w:pPr>
+        <w:ind w:left="3600" w:hanging="480"/>
+      </w:pPr>
+    </w:lvl>
+    <w:lvl w:ilvl="5">
+      <w:start w:val="1"/>
+      <w:numFmt w:val="decimal"/>
+      <w:lvlText w:val="%6)"/>
+      <w:lvlJc w:val="left"/>
+      <w:pPr>
+        <w:ind w:left="4320" w:hanging="480"/>
+      </w:pPr>
+    </w:lvl>
+    <w:lvl w:ilvl="6">
+      <w:start w:val="1"/>
+      <w:numFmt w:val="decimal"/>
+      <w:lvlText w:val="%7)"/>
+      <w:lvlJc w:val="left"/>
+      <w:pPr>
+        <w:ind w:left="5040" w:hanging="480"/>
+      </w:pPr>
+    </w:lvl>
+    <w:lvl w:ilvl="7">
+      <w:start w:val="1"/>
+      <w:numFmt w:val="decimal"/>
+      <w:lvlText w:val="%8)"/>
+      <w:lvlJc w:val="left"/>
+      <w:pPr>
+        <w:ind w:left="5760" w:hanging="480"/>
+      </w:pPr>
+    </w:lvl>
+    <w:lvl w:ilvl="8">
+      <w:start w:val="1"/>
+      <w:numFmt w:val="decimal"/>
+      <w:lvlText w:val="%9)"/>
+      <w:lvlJc w:val="left"/>
+      <w:pPr>
+        <w:ind w:left="6480" w:hanging="480"/>
+      </w:pPr>
+    </w:lvl>
+  </w:abstractNum>
+  <w:abstractNum w:abstractNumId="99412">
+    <w:nsid w:val="00A99412"/>
+    <w:multiLevelType w:val="multilevel"/>
+    <w:lvl w:ilvl="0">
+      <w:start w:val="2"/>
+      <w:numFmt w:val="decimal"/>
+      <w:lvlText w:val="%1."/>
+      <w:lvlJc w:val="left"/>
+      <w:pPr>
+        <w:ind w:left="720" w:hanging="480"/>
+      </w:pPr>
+    </w:lvl>
+    <w:lvl w:ilvl="1">
+      <w:start w:val="2"/>
+      <w:numFmt w:val="decimal"/>
+      <w:lvlText w:val="%2."/>
+      <w:lvlJc w:val="left"/>
+      <w:pPr>
+        <w:ind w:left="1440" w:hanging="480"/>
+      </w:pPr>
+    </w:lvl>
+    <w:lvl w:ilvl="2">
+      <w:start w:val="2"/>
+      <w:numFmt w:val="decimal"/>
+      <w:lvlText w:val="%3."/>
+      <w:lvlJc w:val="left"/>
+      <w:pPr>
+        <w:ind w:left="2160" w:hanging="480"/>
+      </w:pPr>
+    </w:lvl>
+    <w:lvl w:ilvl="3">
+      <w:start w:val="2"/>
+      <w:numFmt w:val="decimal"/>
+      <w:lvlText w:val="%4."/>
+      <w:lvlJc w:val="left"/>
+      <w:pPr>
+        <w:ind w:left="2880" w:hanging="480"/>
+      </w:pPr>
+    </w:lvl>
+    <w:lvl w:ilvl="4">
+      <w:start w:val="2"/>
+      <w:numFmt w:val="decimal"/>
+      <w:lvlText w:val="%5."/>
+      <w:lvlJc w:val="left"/>
+      <w:pPr>
+        <w:ind w:left="3600" w:hanging="480"/>
+      </w:pPr>
+    </w:lvl>
+    <w:lvl w:ilvl="5">
+      <w:start w:val="2"/>
+      <w:numFmt w:val="decimal"/>
+      <w:lvlText w:val="%6."/>
+      <w:lvlJc w:val="left"/>
+      <w:pPr>
+        <w:ind w:left="4320" w:hanging="480"/>
+      </w:pPr>
+    </w:lvl>
+    <w:lvl w:ilvl="6">
+      <w:start w:val="2"/>
+      <w:numFmt w:val="decimal"/>
+      <w:lvlText w:val="%7."/>
+      <w:lvlJc w:val="left"/>
+      <w:pPr>
+        <w:ind w:left="5040" w:hanging="480"/>
+      </w:pPr>
+    </w:lvl>
+    <w:lvl w:ilvl="7">
+      <w:start w:val="2"/>
+      <w:numFmt w:val="decimal"/>
+      <w:lvlText w:val="%8."/>
+      <w:lvlJc w:val="left"/>
+      <w:pPr>
+        <w:ind w:left="5760" w:hanging="480"/>
+      </w:pPr>
+    </w:lvl>
+    <w:lvl w:ilvl="8">
+      <w:start w:val="2"/>
+      <w:numFmt w:val="decimal"/>
+      <w:lvlText w:val="%9."/>
+      <w:lvlJc w:val="left"/>
+      <w:pPr>
+        <w:ind w:left="6480" w:hanging="480"/>
+      </w:pPr>
+    </w:lvl>
+  </w:abstractNum>
+  <w:abstractNum w:abstractNumId="99413">
+    <w:nsid w:val="00A99413"/>
+    <w:multiLevelType w:val="multilevel"/>
+    <w:lvl w:ilvl="0">
+      <w:start w:val="3"/>
+      <w:numFmt w:val="decimal"/>
+      <w:lvlText w:val="%1."/>
+      <w:lvlJc w:val="left"/>
+      <w:pPr>
+        <w:ind w:left="720" w:hanging="480"/>
+      </w:pPr>
+    </w:lvl>
+    <w:lvl w:ilvl="1">
+      <w:start w:val="3"/>
+      <w:numFmt w:val="decimal"/>
+      <w:lvlText w:val="%2."/>
+      <w:lvlJc w:val="left"/>
+      <w:pPr>
+        <w:ind w:left="1440" w:hanging="480"/>
+      </w:pPr>
+    </w:lvl>
+    <w:lvl w:ilvl="2">
+      <w:start w:val="3"/>
+      <w:numFmt w:val="decimal"/>
+      <w:lvlText w:val="%3."/>
+      <w:lvlJc w:val="left"/>
+      <w:pPr>
+        <w:ind w:left="2160" w:hanging="480"/>
+      </w:pPr>
+    </w:lvl>
+    <w:lvl w:ilvl="3">
+      <w:start w:val="3"/>
+      <w:numFmt w:val="decimal"/>
+      <w:lvlText w:val="%4."/>
+      <w:lvlJc w:val="left"/>
+      <w:pPr>
+        <w:ind w:left="2880" w:hanging="480"/>
+      </w:pPr>
+    </w:lvl>
+    <w:lvl w:ilvl="4">
+      <w:start w:val="3"/>
+      <w:numFmt w:val="decimal"/>
+      <w:lvlText w:val="%5."/>
+      <w:lvlJc w:val="left"/>
+      <w:pPr>
+        <w:ind w:left="3600" w:hanging="480"/>
+      </w:pPr>
+    </w:lvl>
+    <w:lvl w:ilvl="5">
+      <w:start w:val="3"/>
+      <w:numFmt w:val="decimal"/>
+      <w:lvlText w:val="%6."/>
+      <w:lvlJc w:val="left"/>
+      <w:pPr>
+        <w:ind w:left="4320" w:hanging="480"/>
+      </w:pPr>
+    </w:lvl>
+    <w:lvl w:ilvl="6">
+      <w:start w:val="3"/>
+      <w:numFmt w:val="decimal"/>
+      <w:lvlText w:val="%7."/>
+      <w:lvlJc w:val="left"/>
+      <w:pPr>
+        <w:ind w:left="5040" w:hanging="480"/>
+      </w:pPr>
+    </w:lvl>
+    <w:lvl w:ilvl="7">
+      <w:start w:val="3"/>
+      <w:numFmt w:val="decimal"/>
+      <w:lvlText w:val="%8."/>
+      <w:lvlJc w:val="left"/>
+      <w:pPr>
+        <w:ind w:left="5760" w:hanging="480"/>
+      </w:pPr>
+    </w:lvl>
+    <w:lvl w:ilvl="8">
+      <w:start w:val="3"/>
+      <w:numFmt w:val="decimal"/>
+      <w:lvlText w:val="%9."/>
+      <w:lvlJc w:val="left"/>
+      <w:pPr>
+        <w:ind w:left="6480" w:hanging="480"/>
+      </w:pPr>
+    </w:lvl>
+  </w:abstractNum>
+  <w:abstractNum w:abstractNumId="99414">
+    <w:nsid w:val="00A99414"/>
+    <w:multiLevelType w:val="multilevel"/>
+    <w:lvl w:ilvl="0">
+      <w:start w:val="4"/>
+      <w:numFmt w:val="decimal"/>
+      <w:lvlText w:val="%1."/>
+      <w:lvlJc w:val="left"/>
+      <w:pPr>
+        <w:ind w:left="720" w:hanging="480"/>
+      </w:pPr>
+    </w:lvl>
+    <w:lvl w:ilvl="1">
+      <w:start w:val="4"/>
+      <w:numFmt w:val="decimal"/>
+      <w:lvlText w:val="%2."/>
+      <w:lvlJc w:val="left"/>
+      <w:pPr>
+        <w:ind w:left="1440" w:hanging="480"/>
+      </w:pPr>
+    </w:lvl>
+    <w:lvl w:ilvl="2">
+      <w:start w:val="4"/>
+      <w:numFmt w:val="decimal"/>
+      <w:lvlText w:val="%3."/>
+      <w:lvlJc w:val="left"/>
+      <w:pPr>
+        <w:ind w:left="2160" w:hanging="480"/>
+      </w:pPr>
+    </w:lvl>
+    <w:lvl w:ilvl="3">
+      <w:start w:val="4"/>
+      <w:numFmt w:val="decimal"/>
+      <w:lvlText w:val="%4."/>
+      <w:lvlJc w:val="left"/>
+      <w:pPr>
+        <w:ind w:left="2880" w:hanging="480"/>
+      </w:pPr>
+    </w:lvl>
+    <w:lvl w:ilvl="4">
+      <w:start w:val="4"/>
+      <w:numFmt w:val="decimal"/>
+      <w:lvlText w:val="%5."/>
+      <w:lvlJc w:val="left"/>
+      <w:pPr>
+        <w:ind w:left="3600" w:hanging="480"/>
+      </w:pPr>
+    </w:lvl>
+    <w:lvl w:ilvl="5">
+      <w:start w:val="4"/>
+      <w:numFmt w:val="decimal"/>
+      <w:lvlText w:val="%6."/>
+      <w:lvlJc w:val="left"/>
+      <w:pPr>
+        <w:ind w:left="4320" w:hanging="480"/>
+      </w:pPr>
+    </w:lvl>
+    <w:lvl w:ilvl="6">
+      <w:start w:val="4"/>
+      <w:numFmt w:val="decimal"/>
+      <w:lvlText w:val="%7."/>
+      <w:lvlJc w:val="left"/>
+      <w:pPr>
+        <w:ind w:left="5040" w:hanging="480"/>
+      </w:pPr>
+    </w:lvl>
+    <w:lvl w:ilvl="7">
+      <w:start w:val="4"/>
+      <w:numFmt w:val="decimal"/>
+      <w:lvlText w:val="%8."/>
+      <w:lvlJc w:val="left"/>
+      <w:pPr>
+        <w:ind w:left="5760" w:hanging="480"/>
+      </w:pPr>
+    </w:lvl>
+    <w:lvl w:ilvl="8">
+      <w:start w:val="4"/>
+      <w:numFmt w:val="decimal"/>
+      <w:lvlText w:val="%9."/>
+      <w:lvlJc w:val="left"/>
+      <w:pPr>
+        <w:ind w:left="6480" w:hanging="480"/>
+      </w:pPr>
+    </w:lvl>
+  </w:abstractNum>
+  <w:abstractNum w:abstractNumId="99415">
+    <w:nsid w:val="00A99415"/>
+    <w:multiLevelType w:val="multilevel"/>
+    <w:lvl w:ilvl="0">
+      <w:start w:val="5"/>
+      <w:numFmt w:val="decimal"/>
+      <w:lvlText w:val="%1."/>
+      <w:lvlJc w:val="left"/>
+      <w:pPr>
+        <w:ind w:left="720" w:hanging="480"/>
+      </w:pPr>
+    </w:lvl>
+    <w:lvl w:ilvl="1">
+      <w:start w:val="5"/>
+      <w:numFmt w:val="decimal"/>
+      <w:lvlText w:val="%2."/>
+      <w:lvlJc w:val="left"/>
+      <w:pPr>
+        <w:ind w:left="1440" w:hanging="480"/>
+      </w:pPr>
+    </w:lvl>
+    <w:lvl w:ilvl="2">
+      <w:start w:val="5"/>
+      <w:numFmt w:val="decimal"/>
+      <w:lvlText w:val="%3."/>
+      <w:lvlJc w:val="left"/>
+      <w:pPr>
+        <w:ind w:left="2160" w:hanging="480"/>
+      </w:pPr>
+    </w:lvl>
+    <w:lvl w:ilvl="3">
+      <w:start w:val="5"/>
+      <w:numFmt w:val="decimal"/>
+      <w:lvlText w:val="%4."/>
+      <w:lvlJc w:val="left"/>
+      <w:pPr>
+        <w:ind w:left="2880" w:hanging="480"/>
+      </w:pPr>
+    </w:lvl>
+    <w:lvl w:ilvl="4">
+      <w:start w:val="5"/>
+      <w:numFmt w:val="decimal"/>
+      <w:lvlText w:val="%5."/>
+      <w:lvlJc w:val="left"/>
+      <w:pPr>
+        <w:ind w:left="3600" w:hanging="480"/>
+      </w:pPr>
+    </w:lvl>
+    <w:lvl w:ilvl="5">
+      <w:start w:val="5"/>
+      <w:numFmt w:val="decimal"/>
+      <w:lvlText w:val="%6."/>
+      <w:lvlJc w:val="left"/>
+      <w:pPr>
+        <w:ind w:left="4320" w:hanging="480"/>
+      </w:pPr>
+    </w:lvl>
+    <w:lvl w:ilvl="6">
+      <w:start w:val="5"/>
+      <w:numFmt w:val="decimal"/>
+      <w:lvlText w:val="%7."/>
+      <w:lvlJc w:val="left"/>
+      <w:pPr>
+        <w:ind w:left="5040" w:hanging="480"/>
+      </w:pPr>
+    </w:lvl>
+    <w:lvl w:ilvl="7">
+      <w:start w:val="5"/>
+      <w:numFmt w:val="decimal"/>
+      <w:lvlText w:val="%8."/>
+      <w:lvlJc w:val="left"/>
+      <w:pPr>
+        <w:ind w:left="5760" w:hanging="480"/>
+      </w:pPr>
+    </w:lvl>
+    <w:lvl w:ilvl="8">
+      <w:start w:val="5"/>
+      <w:numFmt w:val="decimal"/>
+      <w:lvlText w:val="%9."/>
+      <w:lvlJc w:val="left"/>
+      <w:pPr>
+        <w:ind w:left="6480" w:hanging="480"/>
+      </w:pPr>
+    </w:lvl>
+  </w:abstractNum>
+  <w:abstractNum w:abstractNumId="99416">
+    <w:nsid w:val="00A99416"/>
+    <w:multiLevelType w:val="multilevel"/>
+    <w:lvl w:ilvl="0">
+      <w:start w:val="6"/>
+      <w:numFmt w:val="decimal"/>
+      <w:lvlText w:val="%1."/>
+      <w:lvlJc w:val="left"/>
+      <w:pPr>
+        <w:ind w:left="720" w:hanging="480"/>
+      </w:pPr>
+    </w:lvl>
+    <w:lvl w:ilvl="1">
+      <w:start w:val="6"/>
+      <w:numFmt w:val="decimal"/>
+      <w:lvlText w:val="%2."/>
+      <w:lvlJc w:val="left"/>
+      <w:pPr>
+        <w:ind w:left="1440" w:hanging="480"/>
+      </w:pPr>
+    </w:lvl>
+    <w:lvl w:ilvl="2">
+      <w:start w:val="6"/>
+      <w:numFmt w:val="decimal"/>
+      <w:lvlText w:val="%3."/>
+      <w:lvlJc w:val="left"/>
+      <w:pPr>
+        <w:ind w:left="2160" w:hanging="480"/>
+      </w:pPr>
+    </w:lvl>
+    <w:lvl w:ilvl="3">
+      <w:start w:val="6"/>
+      <w:numFmt w:val="decimal"/>
+      <w:lvlText w:val="%4."/>
+      <w:lvlJc w:val="left"/>
+      <w:pPr>
+        <w:ind w:left="2880" w:hanging="480"/>
+      </w:pPr>
+    </w:lvl>
+    <w:lvl w:ilvl="4">
+      <w:start w:val="6"/>
+      <w:numFmt w:val="decimal"/>
+      <w:lvlText w:val="%5."/>
+      <w:lvlJc w:val="left"/>
+      <w:pPr>
+        <w:ind w:left="3600" w:hanging="480"/>
+      </w:pPr>
+    </w:lvl>
+    <w:lvl w:ilvl="5">
+      <w:start w:val="6"/>
+      <w:numFmt w:val="decimal"/>
+      <w:lvlText w:val="%6."/>
+      <w:lvlJc w:val="left"/>
+      <w:pPr>
+        <w:ind w:left="4320" w:hanging="480"/>
+      </w:pPr>
+    </w:lvl>
+    <w:lvl w:ilvl="6">
+      <w:start w:val="6"/>
+      <w:numFmt w:val="decimal"/>
+      <w:lvlText w:val="%7."/>
+      <w:lvlJc w:val="left"/>
+      <w:pPr>
+        <w:ind w:left="5040" w:hanging="480"/>
+      </w:pPr>
+    </w:lvl>
+    <w:lvl w:ilvl="7">
+      <w:start w:val="6"/>
+      <w:numFmt w:val="decimal"/>
+      <w:lvlText w:val="%8."/>
+      <w:lvlJc w:val="left"/>
+      <w:pPr>
+        <w:ind w:left="5760" w:hanging="480"/>
+      </w:pPr>
+    </w:lvl>
+    <w:lvl w:ilvl="8">
+      <w:start w:val="6"/>
+      <w:numFmt w:val="decimal"/>
+      <w:lvlText w:val="%9."/>
+      <w:lvlJc w:val="left"/>
+      <w:pPr>
+        <w:ind w:left="6480" w:hanging="480"/>
+      </w:pPr>
+    </w:lvl>
+  </w:abstractNum>
+  <w:abstractNum w:abstractNumId="99417">
+    <w:nsid w:val="00A99417"/>
+    <w:multiLevelType w:val="multilevel"/>
+    <w:lvl w:ilvl="0">
+      <w:start w:val="7"/>
+      <w:numFmt w:val="decimal"/>
+      <w:lvlText w:val="%1."/>
+      <w:lvlJc w:val="left"/>
+      <w:pPr>
+        <w:ind w:left="720" w:hanging="480"/>
+      </w:pPr>
+    </w:lvl>
+    <w:lvl w:ilvl="1">
+      <w:start w:val="7"/>
+      <w:numFmt w:val="decimal"/>
+      <w:lvlText w:val="%2."/>
+      <w:lvlJc w:val="left"/>
+      <w:pPr>
+        <w:ind w:left="1440" w:hanging="480"/>
+      </w:pPr>
+    </w:lvl>
+    <w:lvl w:ilvl="2">
+      <w:start w:val="7"/>
+      <w:numFmt w:val="decimal"/>
+      <w:lvlText w:val="%3."/>
+      <w:lvlJc w:val="left"/>
+      <w:pPr>
+        <w:ind w:left="2160" w:hanging="480"/>
+      </w:pPr>
+    </w:lvl>
+    <w:lvl w:ilvl="3">
+      <w:start w:val="7"/>
+      <w:numFmt w:val="decimal"/>
+      <w:lvlText w:val="%4."/>
+      <w:lvlJc w:val="left"/>
+      <w:pPr>
+        <w:ind w:left="2880" w:hanging="480"/>
+      </w:pPr>
+    </w:lvl>
+    <w:lvl w:ilvl="4">
+      <w:start w:val="7"/>
+      <w:numFmt w:val="decimal"/>
+      <w:lvlText w:val="%5."/>
+      <w:lvlJc w:val="left"/>
+      <w:pPr>
+        <w:ind w:left="3600" w:hanging="480"/>
+      </w:pPr>
+    </w:lvl>
+    <w:lvl w:ilvl="5">
+      <w:start w:val="7"/>
+      <w:numFmt w:val="decimal"/>
+      <w:lvlText w:val="%6."/>
+      <w:lvlJc w:val="left"/>
+      <w:pPr>
+        <w:ind w:left="4320" w:hanging="480"/>
+      </w:pPr>
+    </w:lvl>
+    <w:lvl w:ilvl="6">
+      <w:start w:val="7"/>
+      <w:numFmt w:val="decimal"/>
+      <w:lvlText w:val="%7."/>
+      <w:lvlJc w:val="left"/>
+      <w:pPr>
+        <w:ind w:left="5040" w:hanging="480"/>
+      </w:pPr>
+    </w:lvl>
+    <w:lvl w:ilvl="7">
+      <w:start w:val="7"/>
+      <w:numFmt w:val="decimal"/>
+      <w:lvlText w:val="%8."/>
+      <w:lvlJc w:val="left"/>
+      <w:pPr>
+        <w:ind w:left="5760" w:hanging="480"/>
+      </w:pPr>
+    </w:lvl>
+    <w:lvl w:ilvl="8">
+      <w:start w:val="7"/>
+      <w:numFmt w:val="decimal"/>
+      <w:lvlText w:val="%9."/>
+      <w:lvlJc w:val="left"/>
+      <w:pPr>
+        <w:ind w:left="6480" w:hanging="480"/>
+      </w:pPr>
+    </w:lvl>
+  </w:abstractNum>
+  <w:abstractNum w:abstractNumId="99418">
+    <w:nsid w:val="00A99418"/>
+    <w:multiLevelType w:val="multilevel"/>
+    <w:lvl w:ilvl="0">
+      <w:start w:val="8"/>
+      <w:numFmt w:val="decimal"/>
+      <w:lvlText w:val="%1."/>
+      <w:lvlJc w:val="left"/>
+      <w:pPr>
+        <w:ind w:left="720" w:hanging="480"/>
+      </w:pPr>
+    </w:lvl>
+    <w:lvl w:ilvl="1">
+      <w:start w:val="8"/>
+      <w:numFmt w:val="decimal"/>
+      <w:lvlText w:val="%2."/>
+      <w:lvlJc w:val="left"/>
+      <w:pPr>
+        <w:ind w:left="1440" w:hanging="480"/>
+      </w:pPr>
+    </w:lvl>
+    <w:lvl w:ilvl="2">
+      <w:start w:val="8"/>
+      <w:numFmt w:val="decimal"/>
+      <w:lvlText w:val="%3."/>
+      <w:lvlJc w:val="left"/>
+      <w:pPr>
+        <w:ind w:left="2160" w:hanging="480"/>
+      </w:pPr>
+    </w:lvl>
+    <w:lvl w:ilvl="3">
+      <w:start w:val="8"/>
+      <w:numFmt w:val="decimal"/>
+      <w:lvlText w:val="%4."/>
+      <w:lvlJc w:val="left"/>
+      <w:pPr>
+        <w:ind w:left="2880" w:hanging="480"/>
+      </w:pPr>
+    </w:lvl>
+    <w:lvl w:ilvl="4">
+      <w:start w:val="8"/>
+      <w:numFmt w:val="decimal"/>
+      <w:lvlText w:val="%5."/>
+      <w:lvlJc w:val="left"/>
+      <w:pPr>
+        <w:ind w:left="3600" w:hanging="480"/>
+      </w:pPr>
+    </w:lvl>
+    <w:lvl w:ilvl="5">
+      <w:start w:val="8"/>
+      <w:numFmt w:val="decimal"/>
+      <w:lvlText w:val="%6."/>
+      <w:lvlJc w:val="left"/>
+      <w:pPr>
+        <w:ind w:left="4320" w:hanging="480"/>
+      </w:pPr>
+    </w:lvl>
+    <w:lvl w:ilvl="6">
+      <w:start w:val="8"/>
+      <w:numFmt w:val="decimal"/>
+      <w:lvlText w:val="%7."/>
+      <w:lvlJc w:val="left"/>
+      <w:pPr>
+        <w:ind w:left="5040" w:hanging="480"/>
+      </w:pPr>
+    </w:lvl>
+    <w:lvl w:ilvl="7">
+      <w:start w:val="8"/>
+      <w:numFmt w:val="decimal"/>
+      <w:lvlText w:val="%8."/>
+      <w:lvlJc w:val="left"/>
+      <w:pPr>
+        <w:ind w:left="5760" w:hanging="480"/>
+      </w:pPr>
+    </w:lvl>
+    <w:lvl w:ilvl="8">
+      <w:start w:val="8"/>
+      <w:numFmt w:val="decimal"/>
+      <w:lvlText w:val="%9."/>
+      <w:lvlJc w:val="left"/>
+      <w:pPr>
+        <w:ind w:left="6480" w:hanging="480"/>
+      </w:pPr>
+    </w:lvl>
+  </w:abstractNum>
   <w:num w:numId="1000">
     <w:abstractNumId w:val="990"/>
+  </w:num>
+  <w:num w:numId="1001">
+    <w:abstractNumId w:val="99411"/>
+    <w:lvlOverride w:ilvl="0">
+      <w:startOverride w:val="1"/>
+    </w:lvlOverride>
+    <w:lvlOverride w:ilvl="1">
+      <w:startOverride w:val="1"/>
+    </w:lvlOverride>
+    <w:lvlOverride w:ilvl="2">
+      <w:startOverride w:val="1"/>
+    </w:lvlOverride>
+    <w:lvlOverride w:ilvl="3">
+      <w:startOverride w:val="1"/>
+    </w:lvlOverride>
+    <w:lvlOverride w:ilvl="4">
+      <w:startOverride w:val="1"/>
+    </w:lvlOverride>
+    <w:lvlOverride w:ilvl="5">
+      <w:startOverride w:val="1"/>
+    </w:lvlOverride>
+    <w:lvlOverride w:ilvl="6">
+      <w:startOverride w:val="1"/>
+    </w:lvlOverride>
+    <w:lvlOverride w:ilvl="7">
+      <w:startOverride w:val="1"/>
+    </w:lvlOverride>
+    <w:lvlOverride w:ilvl="8">
+      <w:startOverride w:val="1"/>
+    </w:lvlOverride>
+  </w:num>
+  <w:num w:numId="1002">
+    <w:abstractNumId w:val="99421"/>
+    <w:lvlOverride w:ilvl="0">
+      <w:startOverride w:val="1"/>
+    </w:lvlOverride>
+    <w:lvlOverride w:ilvl="1">
+      <w:startOverride w:val="1"/>
+    </w:lvlOverride>
+    <w:lvlOverride w:ilvl="2">
+      <w:startOverride w:val="1"/>
+    </w:lvlOverride>
+    <w:lvlOverride w:ilvl="3">
+      <w:startOverride w:val="1"/>
+    </w:lvlOverride>
+    <w:lvlOverride w:ilvl="4">
+      <w:startOverride w:val="1"/>
+    </w:lvlOverride>
+    <w:lvlOverride w:ilvl="5">
+      <w:startOverride w:val="1"/>
+    </w:lvlOverride>
+    <w:lvlOverride w:ilvl="6">
+      <w:startOverride w:val="1"/>
+    </w:lvlOverride>
+    <w:lvlOverride w:ilvl="7">
+      <w:startOverride w:val="1"/>
+    </w:lvlOverride>
+    <w:lvlOverride w:ilvl="8">
+      <w:startOverride w:val="1"/>
+    </w:lvlOverride>
+  </w:num>
+  <w:num w:numId="1003">
+    <w:abstractNumId w:val="99421"/>
+    <w:lvlOverride w:ilvl="0">
+      <w:startOverride w:val="1"/>
+    </w:lvlOverride>
+    <w:lvlOverride w:ilvl="1">
+      <w:startOverride w:val="1"/>
+    </w:lvlOverride>
+    <w:lvlOverride w:ilvl="2">
+      <w:startOverride w:val="1"/>
+    </w:lvlOverride>
+    <w:lvlOverride w:ilvl="3">
+      <w:startOverride w:val="1"/>
+    </w:lvlOverride>
+    <w:lvlOverride w:ilvl="4">
+      <w:startOverride w:val="1"/>
+    </w:lvlOverride>
+    <w:lvlOverride w:ilvl="5">
+      <w:startOverride w:val="1"/>
+    </w:lvlOverride>
+    <w:lvlOverride w:ilvl="6">
+      <w:startOverride w:val="1"/>
+    </w:lvlOverride>
+    <w:lvlOverride w:ilvl="7">
+      <w:startOverride w:val="1"/>
+    </w:lvlOverride>
+    <w:lvlOverride w:ilvl="8">
+      <w:startOverride w:val="1"/>
+    </w:lvlOverride>
+  </w:num>
+  <w:num w:numId="1004">
+    <w:abstractNumId w:val="99421"/>
+    <w:lvlOverride w:ilvl="0">
+      <w:startOverride w:val="1"/>
+    </w:lvlOverride>
+    <w:lvlOverride w:ilvl="1">
+      <w:startOverride w:val="1"/>
+    </w:lvlOverride>
+    <w:lvlOverride w:ilvl="2">
+      <w:startOverride w:val="1"/>
+    </w:lvlOverride>
+    <w:lvlOverride w:ilvl="3">
+      <w:startOverride w:val="1"/>
+    </w:lvlOverride>
+    <w:lvlOverride w:ilvl="4">
+      <w:startOverride w:val="1"/>
+    </w:lvlOverride>
+    <w:lvlOverride w:ilvl="5">
+      <w:startOverride w:val="1"/>
+    </w:lvlOverride>
+    <w:lvlOverride w:ilvl="6">
+      <w:startOverride w:val="1"/>
+    </w:lvlOverride>
+    <w:lvlOverride w:ilvl="7">
+      <w:startOverride w:val="1"/>
+    </w:lvlOverride>
+    <w:lvlOverride w:ilvl="8">
+      <w:startOverride w:val="1"/>
+    </w:lvlOverride>
+  </w:num>
+  <w:num w:numId="1005">
+    <w:abstractNumId w:val="99411"/>
+    <w:lvlOverride w:ilvl="0">
+      <w:startOverride w:val="1"/>
+    </w:lvlOverride>
+    <w:lvlOverride w:ilvl="1">
+      <w:startOverride w:val="1"/>
+    </w:lvlOverride>
+    <w:lvlOverride w:ilvl="2">
+      <w:startOverride w:val="1"/>
+    </w:lvlOverride>
+    <w:lvlOverride w:ilvl="3">
+      <w:startOverride w:val="1"/>
+    </w:lvlOverride>
+    <w:lvlOverride w:ilvl="4">
+      <w:startOverride w:val="1"/>
+    </w:lvlOverride>
+    <w:lvlOverride w:ilvl="5">
+      <w:startOverride w:val="1"/>
+    </w:lvlOverride>
+    <w:lvlOverride w:ilvl="6">
+      <w:startOverride w:val="1"/>
+    </w:lvlOverride>
+    <w:lvlOverride w:ilvl="7">
+      <w:startOverride w:val="1"/>
+    </w:lvlOverride>
+    <w:lvlOverride w:ilvl="8">
+      <w:startOverride w:val="1"/>
+    </w:lvlOverride>
+  </w:num>
+  <w:num w:numId="1006">
+    <w:abstractNumId w:val="99412"/>
+    <w:lvlOverride w:ilvl="0">
+      <w:startOverride w:val="2"/>
+    </w:lvlOverride>
+    <w:lvlOverride w:ilvl="1">
+      <w:startOverride w:val="2"/>
+    </w:lvlOverride>
+    <w:lvlOverride w:ilvl="2">
+      <w:startOverride w:val="2"/>
+    </w:lvlOverride>
+    <w:lvlOverride w:ilvl="3">
+      <w:startOverride w:val="2"/>
+    </w:lvlOverride>
+    <w:lvlOverride w:ilvl="4">
+      <w:startOverride w:val="2"/>
+    </w:lvlOverride>
+    <w:lvlOverride w:ilvl="5">
+      <w:startOverride w:val="2"/>
+    </w:lvlOverride>
+    <w:lvlOverride w:ilvl="6">
+      <w:startOverride w:val="2"/>
+    </w:lvlOverride>
+    <w:lvlOverride w:ilvl="7">
+      <w:startOverride w:val="2"/>
+    </w:lvlOverride>
+    <w:lvlOverride w:ilvl="8">
+      <w:startOverride w:val="2"/>
+    </w:lvlOverride>
+  </w:num>
+  <w:num w:numId="1007">
+    <w:abstractNumId w:val="99413"/>
+    <w:lvlOverride w:ilvl="0">
+      <w:startOverride w:val="3"/>
+    </w:lvlOverride>
+    <w:lvlOverride w:ilvl="1">
+      <w:startOverride w:val="3"/>
+    </w:lvlOverride>
+    <w:lvlOverride w:ilvl="2">
+      <w:startOverride w:val="3"/>
+    </w:lvlOverride>
+    <w:lvlOverride w:ilvl="3">
+      <w:startOverride w:val="3"/>
+    </w:lvlOverride>
+    <w:lvlOverride w:ilvl="4">
+      <w:startOverride w:val="3"/>
+    </w:lvlOverride>
+    <w:lvlOverride w:ilvl="5">
+      <w:startOverride w:val="3"/>
+    </w:lvlOverride>
+    <w:lvlOverride w:ilvl="6">
+      <w:startOverride w:val="3"/>
+    </w:lvlOverride>
+    <w:lvlOverride w:ilvl="7">
+      <w:startOverride w:val="3"/>
+    </w:lvlOverride>
+    <w:lvlOverride w:ilvl="8">
+      <w:startOverride w:val="3"/>
+    </w:lvlOverride>
+  </w:num>
+  <w:num w:numId="1008">
+    <w:abstractNumId w:val="99414"/>
+    <w:lvlOverride w:ilvl="0">
+      <w:startOverride w:val="4"/>
+    </w:lvlOverride>
+    <w:lvlOverride w:ilvl="1">
+      <w:startOverride w:val="4"/>
+    </w:lvlOverride>
+    <w:lvlOverride w:ilvl="2">
+      <w:startOverride w:val="4"/>
+    </w:lvlOverride>
+    <w:lvlOverride w:ilvl="3">
+      <w:startOverride w:val="4"/>
+    </w:lvlOverride>
+    <w:lvlOverride w:ilvl="4">
+      <w:startOverride w:val="4"/>
+    </w:lvlOverride>
+    <w:lvlOverride w:ilvl="5">
+      <w:startOverride w:val="4"/>
+    </w:lvlOverride>
+    <w:lvlOverride w:ilvl="6">
+      <w:startOverride w:val="4"/>
+    </w:lvlOverride>
+    <w:lvlOverride w:ilvl="7">
+      <w:startOverride w:val="4"/>
+    </w:lvlOverride>
+    <w:lvlOverride w:ilvl="8">
+      <w:startOverride w:val="4"/>
+    </w:lvlOverride>
+  </w:num>
+  <w:num w:numId="1009">
+    <w:abstractNumId w:val="99415"/>
+    <w:lvlOverride w:ilvl="0">
+      <w:startOverride w:val="5"/>
+    </w:lvlOverride>
+    <w:lvlOverride w:ilvl="1">
+      <w:startOverride w:val="5"/>
+    </w:lvlOverride>
+    <w:lvlOverride w:ilvl="2">
+      <w:startOverride w:val="5"/>
+    </w:lvlOverride>
+    <w:lvlOverride w:ilvl="3">
+      <w:startOverride w:val="5"/>
+    </w:lvlOverride>
+    <w:lvlOverride w:ilvl="4">
+      <w:startOverride w:val="5"/>
+    </w:lvlOverride>
+    <w:lvlOverride w:ilvl="5">
+      <w:startOverride w:val="5"/>
+    </w:lvlOverride>
+    <w:lvlOverride w:ilvl="6">
+      <w:startOverride w:val="5"/>
+    </w:lvlOverride>
+    <w:lvlOverride w:ilvl="7">
+      <w:startOverride w:val="5"/>
+    </w:lvlOverride>
+    <w:lvlOverride w:ilvl="8">
+      <w:startOverride w:val="5"/>
+    </w:lvlOverride>
+  </w:num>
+  <w:num w:numId="1010">
+    <w:abstractNumId w:val="99416"/>
+    <w:lvlOverride w:ilvl="0">
+      <w:startOverride w:val="6"/>
+    </w:lvlOverride>
+    <w:lvlOverride w:ilvl="1">
+      <w:startOverride w:val="6"/>
+    </w:lvlOverride>
+    <w:lvlOverride w:ilvl="2">
+      <w:startOverride w:val="6"/>
+    </w:lvlOverride>
+    <w:lvlOverride w:ilvl="3">
+      <w:startOverride w:val="6"/>
+    </w:lvlOverride>
+    <w:lvlOverride w:ilvl="4">
+      <w:startOverride w:val="6"/>
+    </w:lvlOverride>
+    <w:lvlOverride w:ilvl="5">
+      <w:startOverride w:val="6"/>
+    </w:lvlOverride>
+    <w:lvlOverride w:ilvl="6">
+      <w:startOverride w:val="6"/>
+    </w:lvlOverride>
+    <w:lvlOverride w:ilvl="7">
+      <w:startOverride w:val="6"/>
+    </w:lvlOverride>
+    <w:lvlOverride w:ilvl="8">
+      <w:startOverride w:val="6"/>
+    </w:lvlOverride>
+  </w:num>
+  <w:num w:numId="1011">
+    <w:abstractNumId w:val="99417"/>
+    <w:lvlOverride w:ilvl="0">
+      <w:startOverride w:val="7"/>
+    </w:lvlOverride>
+    <w:lvlOverride w:ilvl="1">
+      <w:startOverride w:val="7"/>
+    </w:lvlOverride>
+    <w:lvlOverride w:ilvl="2">
+      <w:startOverride w:val="7"/>
+    </w:lvlOverride>
+    <w:lvlOverride w:ilvl="3">
+      <w:startOverride w:val="7"/>
+    </w:lvlOverride>
+    <w:lvlOverride w:ilvl="4">
+      <w:startOverride w:val="7"/>
+    </w:lvlOverride>
+    <w:lvlOverride w:ilvl="5">
+      <w:startOverride w:val="7"/>
+    </w:lvlOverride>
+    <w:lvlOverride w:ilvl="6">
+      <w:startOverride w:val="7"/>
+    </w:lvlOverride>
+    <w:lvlOverride w:ilvl="7">
+      <w:startOverride w:val="7"/>
+    </w:lvlOverride>
+    <w:lvlOverride w:ilvl="8">
+      <w:startOverride w:val="7"/>
+    </w:lvlOverride>
+  </w:num>
+  <w:num w:numId="1012">
+    <w:abstractNumId w:val="99418"/>
+    <w:lvlOverride w:ilvl="0">
+      <w:startOverride w:val="8"/>
+    </w:lvlOverride>
+    <w:lvlOverride w:ilvl="1">
+      <w:startOverride w:val="8"/>
+    </w:lvlOverride>
+    <w:lvlOverride w:ilvl="2">
+      <w:startOverride w:val="8"/>
+    </w:lvlOverride>
+    <w:lvlOverride w:ilvl="3">
+      <w:startOverride w:val="8"/>
+    </w:lvlOverride>
+    <w:lvlOverride w:ilvl="4">
+      <w:startOverride w:val="8"/>
+    </w:lvlOverride>
+    <w:lvlOverride w:ilvl="5">
+      <w:startOverride w:val="8"/>
+    </w:lvlOverride>
+    <w:lvlOverride w:ilvl="6">
+      <w:startOverride w:val="8"/>
+    </w:lvlOverride>
+    <w:lvlOverride w:ilvl="7">
+      <w:startOverride w:val="8"/>
+    </w:lvlOverride>
+    <w:lvlOverride w:ilvl="8">
+      <w:startOverride w:val="8"/>
+    </w:lvlOverride>
   </w:num>
 </w:numbering>
 </file>
